--- a/docs/论文模板/2305120134李发鹏_系统分析设计与实现文档.docx
+++ b/docs/论文模板/2305120134李发鹏_系统分析设计与实现文档.docx
@@ -993,12 +993,13 @@
             <w:pPr>
               <w:jc w:val="center"/>
               <w:rPr>
+                <w:rFonts w:ascii="宋体" w:hAnsi="宋体"/>
                 <w:bCs/>
               </w:rPr>
             </w:pPr>
             <w:r>
               <w:rPr>
-                <w:rFonts w:ascii="Songti SC" w:eastAsia="Songti SC" w:hAnsi="Songti SC"/>
+                <w:rFonts w:ascii="宋体" w:hAnsi="宋体"/>
                 <w:bCs/>
                 <w:sz w:val="18"/>
               </w:rPr>
@@ -1018,12 +1019,13 @@
             <w:pPr>
               <w:jc w:val="center"/>
               <w:rPr>
+                <w:rFonts w:ascii="宋体" w:hAnsi="宋体"/>
                 <w:bCs/>
               </w:rPr>
             </w:pPr>
             <w:r>
               <w:rPr>
-                <w:rFonts w:ascii="Songti SC" w:eastAsia="Songti SC" w:hAnsi="Songti SC"/>
+                <w:rFonts w:ascii="宋体" w:hAnsi="宋体"/>
                 <w:bCs/>
                 <w:sz w:val="18"/>
               </w:rPr>
@@ -1043,12 +1045,13 @@
             <w:pPr>
               <w:jc w:val="center"/>
               <w:rPr>
+                <w:rFonts w:ascii="宋体" w:hAnsi="宋体"/>
                 <w:bCs/>
               </w:rPr>
             </w:pPr>
             <w:r>
               <w:rPr>
-                <w:rFonts w:ascii="Songti SC" w:eastAsia="Songti SC" w:hAnsi="Songti SC"/>
+                <w:rFonts w:ascii="宋体" w:hAnsi="宋体"/>
                 <w:bCs/>
                 <w:sz w:val="18"/>
               </w:rPr>
@@ -1068,12 +1071,13 @@
             <w:pPr>
               <w:jc w:val="center"/>
               <w:rPr>
+                <w:rFonts w:ascii="宋体" w:hAnsi="宋体"/>
                 <w:bCs/>
               </w:rPr>
             </w:pPr>
             <w:r>
               <w:rPr>
-                <w:rFonts w:ascii="Songti SC" w:eastAsia="Songti SC" w:hAnsi="Songti SC"/>
+                <w:rFonts w:ascii="宋体" w:hAnsi="宋体"/>
                 <w:bCs/>
                 <w:sz w:val="18"/>
               </w:rPr>
@@ -1096,7 +1100,6 @@
             </w:pPr>
             <w:r>
               <w:rPr>
-                <w:rFonts w:ascii="Songti SC" w:eastAsia="Songti SC" w:hAnsi="Songti SC"/>
                 <w:sz w:val="18"/>
               </w:rPr>
               <w:t>E01</w:t>
@@ -1113,10 +1116,13 @@
           <w:p>
             <w:pPr>
               <w:jc w:val="center"/>
-            </w:pPr>
-            <w:r>
-              <w:rPr>
-                <w:rFonts w:ascii="Songti SC" w:eastAsia="Songti SC" w:hAnsi="Songti SC"/>
+              <w:rPr>
+                <w:rFonts w:ascii="宋体" w:hAnsi="宋体"/>
+              </w:rPr>
+            </w:pPr>
+            <w:r>
+              <w:rPr>
+                <w:rFonts w:ascii="宋体" w:hAnsi="宋体"/>
                 <w:sz w:val="18"/>
               </w:rPr>
               <w:t>普通用户</w:t>
@@ -1133,10 +1139,13 @@
           <w:p>
             <w:pPr>
               <w:jc w:val="center"/>
-            </w:pPr>
-            <w:r>
-              <w:rPr>
-                <w:rFonts w:ascii="Songti SC" w:eastAsia="Songti SC" w:hAnsi="Songti SC"/>
+              <w:rPr>
+                <w:rFonts w:ascii="宋体" w:hAnsi="宋体"/>
+              </w:rPr>
+            </w:pPr>
+            <w:r>
+              <w:rPr>
+                <w:rFonts w:ascii="宋体" w:hAnsi="宋体"/>
                 <w:sz w:val="18"/>
               </w:rPr>
               <w:t>注册账号</w:t>
@@ -1153,10 +1162,13 @@
           <w:p>
             <w:pPr>
               <w:jc w:val="center"/>
-            </w:pPr>
-            <w:r>
-              <w:rPr>
-                <w:rFonts w:ascii="Songti SC" w:eastAsia="Songti SC" w:hAnsi="Songti SC"/>
+              <w:rPr>
+                <w:rFonts w:ascii="宋体" w:hAnsi="宋体"/>
+              </w:rPr>
+            </w:pPr>
+            <w:r>
+              <w:rPr>
+                <w:rFonts w:ascii="宋体" w:hAnsi="宋体"/>
                 <w:sz w:val="18"/>
               </w:rPr>
               <w:t>校验数据并创建普通用户</w:t>
@@ -1175,7 +1187,6 @@
             </w:pPr>
             <w:r>
               <w:rPr>
-                <w:rFonts w:ascii="Songti SC" w:eastAsia="Songti SC" w:hAnsi="Songti SC"/>
                 <w:sz w:val="18"/>
               </w:rPr>
               <w:t>E02</w:t>
@@ -1189,10 +1200,13 @@
           <w:p>
             <w:pPr>
               <w:jc w:val="center"/>
-            </w:pPr>
-            <w:r>
-              <w:rPr>
-                <w:rFonts w:ascii="Songti SC" w:eastAsia="Songti SC" w:hAnsi="Songti SC"/>
+              <w:rPr>
+                <w:rFonts w:ascii="宋体" w:hAnsi="宋体"/>
+              </w:rPr>
+            </w:pPr>
+            <w:r>
+              <w:rPr>
+                <w:rFonts w:ascii="宋体" w:hAnsi="宋体"/>
                 <w:sz w:val="18"/>
               </w:rPr>
               <w:t>用户/管理员</w:t>
@@ -1206,10 +1220,13 @@
           <w:p>
             <w:pPr>
               <w:jc w:val="center"/>
-            </w:pPr>
-            <w:r>
-              <w:rPr>
-                <w:rFonts w:ascii="Songti SC" w:eastAsia="Songti SC" w:hAnsi="Songti SC"/>
+              <w:rPr>
+                <w:rFonts w:ascii="宋体" w:hAnsi="宋体"/>
+              </w:rPr>
+            </w:pPr>
+            <w:r>
+              <w:rPr>
+                <w:rFonts w:ascii="宋体" w:hAnsi="宋体"/>
                 <w:sz w:val="18"/>
               </w:rPr>
               <w:t>登录系统</w:t>
@@ -1223,10 +1240,13 @@
           <w:p>
             <w:pPr>
               <w:jc w:val="center"/>
-            </w:pPr>
-            <w:r>
-              <w:rPr>
-                <w:rFonts w:ascii="Songti SC" w:eastAsia="Songti SC" w:hAnsi="Songti SC"/>
+              <w:rPr>
+                <w:rFonts w:ascii="宋体" w:hAnsi="宋体"/>
+              </w:rPr>
+            </w:pPr>
+            <w:r>
+              <w:rPr>
+                <w:rFonts w:ascii="宋体" w:hAnsi="宋体"/>
                 <w:sz w:val="18"/>
               </w:rPr>
               <w:t>验证身份并签发8小时会话令牌</w:t>
@@ -1245,7 +1265,6 @@
             </w:pPr>
             <w:r>
               <w:rPr>
-                <w:rFonts w:ascii="Songti SC" w:eastAsia="Songti SC" w:hAnsi="Songti SC"/>
                 <w:sz w:val="18"/>
               </w:rPr>
               <w:t>E03</w:t>
@@ -1259,10 +1278,13 @@
           <w:p>
             <w:pPr>
               <w:jc w:val="center"/>
-            </w:pPr>
-            <w:r>
-              <w:rPr>
-                <w:rFonts w:ascii="Songti SC" w:eastAsia="Songti SC" w:hAnsi="Songti SC"/>
+              <w:rPr>
+                <w:rFonts w:ascii="宋体" w:hAnsi="宋体"/>
+              </w:rPr>
+            </w:pPr>
+            <w:r>
+              <w:rPr>
+                <w:rFonts w:ascii="宋体" w:hAnsi="宋体"/>
                 <w:sz w:val="18"/>
               </w:rPr>
               <w:t>普通用户</w:t>
@@ -1276,10 +1298,13 @@
           <w:p>
             <w:pPr>
               <w:jc w:val="center"/>
-            </w:pPr>
-            <w:r>
-              <w:rPr>
-                <w:rFonts w:ascii="Songti SC" w:eastAsia="Songti SC" w:hAnsi="Songti SC"/>
+              <w:rPr>
+                <w:rFonts w:ascii="宋体" w:hAnsi="宋体"/>
+              </w:rPr>
+            </w:pPr>
+            <w:r>
+              <w:rPr>
+                <w:rFonts w:ascii="宋体" w:hAnsi="宋体"/>
                 <w:sz w:val="18"/>
               </w:rPr>
               <w:t>查看或查询公告</w:t>
@@ -1293,10 +1318,13 @@
           <w:p>
             <w:pPr>
               <w:jc w:val="center"/>
-            </w:pPr>
-            <w:r>
-              <w:rPr>
-                <w:rFonts w:ascii="Songti SC" w:eastAsia="Songti SC" w:hAnsi="Songti SC"/>
+              <w:rPr>
+                <w:rFonts w:ascii="宋体" w:hAnsi="宋体"/>
+              </w:rPr>
+            </w:pPr>
+            <w:r>
+              <w:rPr>
+                <w:rFonts w:ascii="宋体" w:hAnsi="宋体"/>
                 <w:sz w:val="18"/>
               </w:rPr>
               <w:t>返回符合编号或标题条件的公告</w:t>
@@ -1315,7 +1343,6 @@
             </w:pPr>
             <w:r>
               <w:rPr>
-                <w:rFonts w:ascii="Songti SC" w:eastAsia="Songti SC" w:hAnsi="Songti SC"/>
                 <w:sz w:val="18"/>
               </w:rPr>
               <w:t>E04</w:t>
@@ -1329,10 +1356,13 @@
           <w:p>
             <w:pPr>
               <w:jc w:val="center"/>
-            </w:pPr>
-            <w:r>
-              <w:rPr>
-                <w:rFonts w:ascii="Songti SC" w:eastAsia="Songti SC" w:hAnsi="Songti SC"/>
+              <w:rPr>
+                <w:rFonts w:ascii="宋体" w:hAnsi="宋体"/>
+              </w:rPr>
+            </w:pPr>
+            <w:r>
+              <w:rPr>
+                <w:rFonts w:ascii="宋体" w:hAnsi="宋体"/>
                 <w:sz w:val="18"/>
               </w:rPr>
               <w:t>普通用户</w:t>
@@ -1346,10 +1376,13 @@
           <w:p>
             <w:pPr>
               <w:jc w:val="center"/>
-            </w:pPr>
-            <w:r>
-              <w:rPr>
-                <w:rFonts w:ascii="Songti SC" w:eastAsia="Songti SC" w:hAnsi="Songti SC"/>
+              <w:rPr>
+                <w:rFonts w:ascii="宋体" w:hAnsi="宋体"/>
+              </w:rPr>
+            </w:pPr>
+            <w:r>
+              <w:rPr>
+                <w:rFonts w:ascii="宋体" w:hAnsi="宋体"/>
                 <w:sz w:val="18"/>
               </w:rPr>
               <w:t>查看或查询景点</w:t>
@@ -1363,10 +1396,13 @@
           <w:p>
             <w:pPr>
               <w:jc w:val="center"/>
-            </w:pPr>
-            <w:r>
-              <w:rPr>
-                <w:rFonts w:ascii="Songti SC" w:eastAsia="Songti SC" w:hAnsi="Songti SC"/>
+              <w:rPr>
+                <w:rFonts w:ascii="宋体" w:hAnsi="宋体"/>
+              </w:rPr>
+            </w:pPr>
+            <w:r>
+              <w:rPr>
+                <w:rFonts w:ascii="宋体" w:hAnsi="宋体"/>
                 <w:sz w:val="18"/>
               </w:rPr>
               <w:t>返回景点资料和当前打卡次数</w:t>
@@ -1385,7 +1421,6 @@
             </w:pPr>
             <w:r>
               <w:rPr>
-                <w:rFonts w:ascii="Songti SC" w:eastAsia="Songti SC" w:hAnsi="Songti SC"/>
                 <w:sz w:val="18"/>
               </w:rPr>
               <w:t>E05</w:t>
@@ -1399,10 +1434,13 @@
           <w:p>
             <w:pPr>
               <w:jc w:val="center"/>
-            </w:pPr>
-            <w:r>
-              <w:rPr>
-                <w:rFonts w:ascii="Songti SC" w:eastAsia="Songti SC" w:hAnsi="Songti SC"/>
+              <w:rPr>
+                <w:rFonts w:ascii="宋体" w:hAnsi="宋体"/>
+              </w:rPr>
+            </w:pPr>
+            <w:r>
+              <w:rPr>
+                <w:rFonts w:ascii="宋体" w:hAnsi="宋体"/>
                 <w:sz w:val="18"/>
               </w:rPr>
               <w:t>普通用户</w:t>
@@ -1416,10 +1454,13 @@
           <w:p>
             <w:pPr>
               <w:jc w:val="center"/>
-            </w:pPr>
-            <w:r>
-              <w:rPr>
-                <w:rFonts w:ascii="Songti SC" w:eastAsia="Songti SC" w:hAnsi="Songti SC"/>
+              <w:rPr>
+                <w:rFonts w:ascii="宋体" w:hAnsi="宋体"/>
+              </w:rPr>
+            </w:pPr>
+            <w:r>
+              <w:rPr>
+                <w:rFonts w:ascii="宋体" w:hAnsi="宋体"/>
                 <w:sz w:val="18"/>
               </w:rPr>
               <w:t>查看热门景点</w:t>
@@ -1433,10 +1474,13 @@
           <w:p>
             <w:pPr>
               <w:jc w:val="center"/>
-            </w:pPr>
-            <w:r>
-              <w:rPr>
-                <w:rFonts w:ascii="Songti SC" w:eastAsia="Songti SC" w:hAnsi="Songti SC"/>
+              <w:rPr>
+                <w:rFonts w:ascii="宋体" w:hAnsi="宋体"/>
+              </w:rPr>
+            </w:pPr>
+            <w:r>
+              <w:rPr>
+                <w:rFonts w:ascii="宋体" w:hAnsi="宋体"/>
                 <w:sz w:val="18"/>
               </w:rPr>
               <w:t>返回打卡次数不少于10次的景点</w:t>
@@ -1455,7 +1499,6 @@
             </w:pPr>
             <w:r>
               <w:rPr>
-                <w:rFonts w:ascii="Songti SC" w:eastAsia="Songti SC" w:hAnsi="Songti SC"/>
                 <w:sz w:val="18"/>
               </w:rPr>
               <w:t>E06</w:t>
@@ -1469,10 +1512,13 @@
           <w:p>
             <w:pPr>
               <w:jc w:val="center"/>
-            </w:pPr>
-            <w:r>
-              <w:rPr>
-                <w:rFonts w:ascii="Songti SC" w:eastAsia="Songti SC" w:hAnsi="Songti SC"/>
+              <w:rPr>
+                <w:rFonts w:ascii="宋体" w:hAnsi="宋体"/>
+              </w:rPr>
+            </w:pPr>
+            <w:r>
+              <w:rPr>
+                <w:rFonts w:ascii="宋体" w:hAnsi="宋体"/>
                 <w:sz w:val="18"/>
               </w:rPr>
               <w:t>普通用户</w:t>
@@ -1486,10 +1532,13 @@
           <w:p>
             <w:pPr>
               <w:jc w:val="center"/>
-            </w:pPr>
-            <w:r>
-              <w:rPr>
-                <w:rFonts w:ascii="Songti SC" w:eastAsia="Songti SC" w:hAnsi="Songti SC"/>
+              <w:rPr>
+                <w:rFonts w:ascii="宋体" w:hAnsi="宋体"/>
+              </w:rPr>
+            </w:pPr>
+            <w:r>
+              <w:rPr>
+                <w:rFonts w:ascii="宋体" w:hAnsi="宋体"/>
                 <w:sz w:val="18"/>
               </w:rPr>
               <w:t>提交学习打卡</w:t>
@@ -1503,10 +1552,13 @@
           <w:p>
             <w:pPr>
               <w:jc w:val="center"/>
-            </w:pPr>
-            <w:r>
-              <w:rPr>
-                <w:rFonts w:ascii="Songti SC" w:eastAsia="Songti SC" w:hAnsi="Songti SC"/>
+              <w:rPr>
+                <w:rFonts w:ascii="宋体" w:hAnsi="宋体"/>
+              </w:rPr>
+            </w:pPr>
+            <w:r>
+              <w:rPr>
+                <w:rFonts w:ascii="宋体" w:hAnsi="宋体"/>
                 <w:sz w:val="18"/>
               </w:rPr>
               <w:t>写入学习记录并返回积分增加提示</w:t>
@@ -1525,7 +1577,6 @@
             </w:pPr>
             <w:r>
               <w:rPr>
-                <w:rFonts w:ascii="Songti SC" w:eastAsia="Songti SC" w:hAnsi="Songti SC"/>
                 <w:sz w:val="18"/>
               </w:rPr>
               <w:t>E07</w:t>
@@ -1539,10 +1590,13 @@
           <w:p>
             <w:pPr>
               <w:jc w:val="center"/>
-            </w:pPr>
-            <w:r>
-              <w:rPr>
-                <w:rFonts w:ascii="Songti SC" w:eastAsia="Songti SC" w:hAnsi="Songti SC"/>
+              <w:rPr>
+                <w:rFonts w:ascii="宋体" w:hAnsi="宋体"/>
+              </w:rPr>
+            </w:pPr>
+            <w:r>
+              <w:rPr>
+                <w:rFonts w:ascii="宋体" w:hAnsi="宋体"/>
                 <w:sz w:val="18"/>
               </w:rPr>
               <w:t>普通用户</w:t>
@@ -1556,10 +1610,13 @@
           <w:p>
             <w:pPr>
               <w:jc w:val="center"/>
-            </w:pPr>
-            <w:r>
-              <w:rPr>
-                <w:rFonts w:ascii="Songti SC" w:eastAsia="Songti SC" w:hAnsi="Songti SC"/>
+              <w:rPr>
+                <w:rFonts w:ascii="宋体" w:hAnsi="宋体"/>
+              </w:rPr>
+            </w:pPr>
+            <w:r>
+              <w:rPr>
+                <w:rFonts w:ascii="宋体" w:hAnsi="宋体"/>
                 <w:sz w:val="18"/>
               </w:rPr>
               <w:t>管理本人学习记录</w:t>
@@ -1573,10 +1630,13 @@
           <w:p>
             <w:pPr>
               <w:jc w:val="center"/>
-            </w:pPr>
-            <w:r>
-              <w:rPr>
-                <w:rFonts w:ascii="Songti SC" w:eastAsia="Songti SC" w:hAnsi="Songti SC"/>
+              <w:rPr>
+                <w:rFonts w:ascii="宋体" w:hAnsi="宋体"/>
+              </w:rPr>
+            </w:pPr>
+            <w:r>
+              <w:rPr>
+                <w:rFonts w:ascii="宋体" w:hAnsi="宋体"/>
                 <w:sz w:val="18"/>
               </w:rPr>
               <w:t>查询、修改或删除本人记录</w:t>
@@ -1595,7 +1655,6 @@
             </w:pPr>
             <w:r>
               <w:rPr>
-                <w:rFonts w:ascii="Songti SC" w:eastAsia="Songti SC" w:hAnsi="Songti SC"/>
                 <w:sz w:val="18"/>
               </w:rPr>
               <w:t>E08</w:t>
@@ -1609,10 +1668,13 @@
           <w:p>
             <w:pPr>
               <w:jc w:val="center"/>
-            </w:pPr>
-            <w:r>
-              <w:rPr>
-                <w:rFonts w:ascii="Songti SC" w:eastAsia="Songti SC" w:hAnsi="Songti SC"/>
+              <w:rPr>
+                <w:rFonts w:ascii="宋体" w:hAnsi="宋体"/>
+              </w:rPr>
+            </w:pPr>
+            <w:r>
+              <w:rPr>
+                <w:rFonts w:ascii="宋体" w:hAnsi="宋体"/>
                 <w:sz w:val="18"/>
               </w:rPr>
               <w:t>普通用户</w:t>
@@ -1626,10 +1688,13 @@
           <w:p>
             <w:pPr>
               <w:jc w:val="center"/>
-            </w:pPr>
-            <w:r>
-              <w:rPr>
-                <w:rFonts w:ascii="Songti SC" w:eastAsia="Songti SC" w:hAnsi="Songti SC"/>
+              <w:rPr>
+                <w:rFonts w:ascii="宋体" w:hAnsi="宋体"/>
+              </w:rPr>
+            </w:pPr>
+            <w:r>
+              <w:rPr>
+                <w:rFonts w:ascii="宋体" w:hAnsi="宋体"/>
                 <w:sz w:val="18"/>
               </w:rPr>
               <w:t>修改账号资料</w:t>
@@ -1643,10 +1708,13 @@
           <w:p>
             <w:pPr>
               <w:jc w:val="center"/>
-            </w:pPr>
-            <w:r>
-              <w:rPr>
-                <w:rFonts w:ascii="Songti SC" w:eastAsia="Songti SC" w:hAnsi="Songti SC"/>
+              <w:rPr>
+                <w:rFonts w:ascii="宋体" w:hAnsi="宋体"/>
+              </w:rPr>
+            </w:pPr>
+            <w:r>
+              <w:rPr>
+                <w:rFonts w:ascii="宋体" w:hAnsi="宋体"/>
                 <w:sz w:val="18"/>
               </w:rPr>
               <w:t>验证原密码后更新账号并清除旧会话</w:t>
@@ -1665,7 +1733,6 @@
             </w:pPr>
             <w:r>
               <w:rPr>
-                <w:rFonts w:ascii="Songti SC" w:eastAsia="Songti SC" w:hAnsi="Songti SC"/>
                 <w:sz w:val="18"/>
               </w:rPr>
               <w:t>E09</w:t>
@@ -1679,10 +1746,13 @@
           <w:p>
             <w:pPr>
               <w:jc w:val="center"/>
-            </w:pPr>
-            <w:r>
-              <w:rPr>
-                <w:rFonts w:ascii="Songti SC" w:eastAsia="Songti SC" w:hAnsi="Songti SC"/>
+              <w:rPr>
+                <w:rFonts w:ascii="宋体" w:hAnsi="宋体"/>
+              </w:rPr>
+            </w:pPr>
+            <w:r>
+              <w:rPr>
+                <w:rFonts w:ascii="宋体" w:hAnsi="宋体"/>
                 <w:sz w:val="18"/>
               </w:rPr>
               <w:t>管理员</w:t>
@@ -1696,10 +1766,13 @@
           <w:p>
             <w:pPr>
               <w:jc w:val="center"/>
-            </w:pPr>
-            <w:r>
-              <w:rPr>
-                <w:rFonts w:ascii="Songti SC" w:eastAsia="Songti SC" w:hAnsi="Songti SC"/>
+              <w:rPr>
+                <w:rFonts w:ascii="宋体" w:hAnsi="宋体"/>
+              </w:rPr>
+            </w:pPr>
+            <w:r>
+              <w:rPr>
+                <w:rFonts w:ascii="宋体" w:hAnsi="宋体"/>
                 <w:sz w:val="18"/>
               </w:rPr>
               <w:t>查看普通用户</w:t>
@@ -1713,10 +1786,13 @@
           <w:p>
             <w:pPr>
               <w:jc w:val="center"/>
-            </w:pPr>
-            <w:r>
-              <w:rPr>
-                <w:rFonts w:ascii="Songti SC" w:eastAsia="Songti SC" w:hAnsi="Songti SC"/>
+              <w:rPr>
+                <w:rFonts w:ascii="宋体" w:hAnsi="宋体"/>
+              </w:rPr>
+            </w:pPr>
+            <w:r>
+              <w:rPr>
+                <w:rFonts w:ascii="宋体" w:hAnsi="宋体"/>
                 <w:sz w:val="18"/>
               </w:rPr>
               <w:t>返回用户及其实时积分</w:t>
@@ -1735,7 +1811,6 @@
             </w:pPr>
             <w:r>
               <w:rPr>
-                <w:rFonts w:ascii="Songti SC" w:eastAsia="Songti SC" w:hAnsi="Songti SC"/>
                 <w:sz w:val="18"/>
               </w:rPr>
               <w:t>E10</w:t>
@@ -1749,10 +1824,13 @@
           <w:p>
             <w:pPr>
               <w:jc w:val="center"/>
-            </w:pPr>
-            <w:r>
-              <w:rPr>
-                <w:rFonts w:ascii="Songti SC" w:eastAsia="Songti SC" w:hAnsi="Songti SC"/>
+              <w:rPr>
+                <w:rFonts w:ascii="宋体" w:hAnsi="宋体"/>
+              </w:rPr>
+            </w:pPr>
+            <w:r>
+              <w:rPr>
+                <w:rFonts w:ascii="宋体" w:hAnsi="宋体"/>
                 <w:sz w:val="18"/>
               </w:rPr>
               <w:t>管理员</w:t>
@@ -1766,10 +1844,13 @@
           <w:p>
             <w:pPr>
               <w:jc w:val="center"/>
-            </w:pPr>
-            <w:r>
-              <w:rPr>
-                <w:rFonts w:ascii="Songti SC" w:eastAsia="Songti SC" w:hAnsi="Songti SC"/>
+              <w:rPr>
+                <w:rFonts w:ascii="宋体" w:hAnsi="宋体"/>
+              </w:rPr>
+            </w:pPr>
+            <w:r>
+              <w:rPr>
+                <w:rFonts w:ascii="宋体" w:hAnsi="宋体"/>
                 <w:sz w:val="18"/>
               </w:rPr>
               <w:t>维护公告</w:t>
@@ -1783,10 +1864,13 @@
           <w:p>
             <w:pPr>
               <w:jc w:val="center"/>
-            </w:pPr>
-            <w:r>
-              <w:rPr>
-                <w:rFonts w:ascii="Songti SC" w:eastAsia="Songti SC" w:hAnsi="Songti SC"/>
+              <w:rPr>
+                <w:rFonts w:ascii="宋体" w:hAnsi="宋体"/>
+              </w:rPr>
+            </w:pPr>
+            <w:r>
+              <w:rPr>
+                <w:rFonts w:ascii="宋体" w:hAnsi="宋体"/>
                 <w:sz w:val="18"/>
               </w:rPr>
               <w:t>新增、修改、查询或删除公告</w:t>
@@ -1805,7 +1889,6 @@
             </w:pPr>
             <w:r>
               <w:rPr>
-                <w:rFonts w:ascii="Songti SC" w:eastAsia="Songti SC" w:hAnsi="Songti SC"/>
                 <w:sz w:val="18"/>
               </w:rPr>
               <w:t>E11</w:t>
@@ -1819,10 +1902,13 @@
           <w:p>
             <w:pPr>
               <w:jc w:val="center"/>
-            </w:pPr>
-            <w:r>
-              <w:rPr>
-                <w:rFonts w:ascii="Songti SC" w:eastAsia="Songti SC" w:hAnsi="Songti SC"/>
+              <w:rPr>
+                <w:rFonts w:ascii="宋体" w:hAnsi="宋体"/>
+              </w:rPr>
+            </w:pPr>
+            <w:r>
+              <w:rPr>
+                <w:rFonts w:ascii="宋体" w:hAnsi="宋体"/>
                 <w:sz w:val="18"/>
               </w:rPr>
               <w:t>管理员</w:t>
@@ -1836,10 +1922,13 @@
           <w:p>
             <w:pPr>
               <w:jc w:val="center"/>
-            </w:pPr>
-            <w:r>
-              <w:rPr>
-                <w:rFonts w:ascii="Songti SC" w:eastAsia="Songti SC" w:hAnsi="Songti SC"/>
+              <w:rPr>
+                <w:rFonts w:ascii="宋体" w:hAnsi="宋体"/>
+              </w:rPr>
+            </w:pPr>
+            <w:r>
+              <w:rPr>
+                <w:rFonts w:ascii="宋体" w:hAnsi="宋体"/>
                 <w:sz w:val="18"/>
               </w:rPr>
               <w:t>维护景点</w:t>
@@ -1853,10 +1942,13 @@
           <w:p>
             <w:pPr>
               <w:jc w:val="center"/>
-            </w:pPr>
-            <w:r>
-              <w:rPr>
-                <w:rFonts w:ascii="Songti SC" w:eastAsia="Songti SC" w:hAnsi="Songti SC"/>
+              <w:rPr>
+                <w:rFonts w:ascii="宋体" w:hAnsi="宋体"/>
+              </w:rPr>
+            </w:pPr>
+            <w:r>
+              <w:rPr>
+                <w:rFonts w:ascii="宋体" w:hAnsi="宋体"/>
                 <w:sz w:val="18"/>
               </w:rPr>
               <w:t>新增、修改、查询或删除景点</w:t>
@@ -1875,7 +1967,6 @@
             </w:pPr>
             <w:r>
               <w:rPr>
-                <w:rFonts w:ascii="Songti SC" w:eastAsia="Songti SC" w:hAnsi="Songti SC"/>
                 <w:sz w:val="18"/>
               </w:rPr>
               <w:t>E12</w:t>
@@ -1889,10 +1980,13 @@
           <w:p>
             <w:pPr>
               <w:jc w:val="center"/>
-            </w:pPr>
-            <w:r>
-              <w:rPr>
-                <w:rFonts w:ascii="Songti SC" w:eastAsia="Songti SC" w:hAnsi="Songti SC"/>
+              <w:rPr>
+                <w:rFonts w:ascii="宋体" w:hAnsi="宋体"/>
+              </w:rPr>
+            </w:pPr>
+            <w:r>
+              <w:rPr>
+                <w:rFonts w:ascii="宋体" w:hAnsi="宋体"/>
                 <w:sz w:val="18"/>
               </w:rPr>
               <w:t>用户/管理员</w:t>
@@ -1906,10 +2000,13 @@
           <w:p>
             <w:pPr>
               <w:jc w:val="center"/>
-            </w:pPr>
-            <w:r>
-              <w:rPr>
-                <w:rFonts w:ascii="Songti SC" w:eastAsia="Songti SC" w:hAnsi="Songti SC"/>
+              <w:rPr>
+                <w:rFonts w:ascii="宋体" w:hAnsi="宋体"/>
+              </w:rPr>
+            </w:pPr>
+            <w:r>
+              <w:rPr>
+                <w:rFonts w:ascii="宋体" w:hAnsi="宋体"/>
                 <w:sz w:val="18"/>
               </w:rPr>
               <w:t>退出登录</w:t>
@@ -1923,10 +2020,13 @@
           <w:p>
             <w:pPr>
               <w:jc w:val="center"/>
-            </w:pPr>
-            <w:r>
-              <w:rPr>
-                <w:rFonts w:ascii="Songti SC" w:eastAsia="Songti SC" w:hAnsi="Songti SC"/>
+              <w:rPr>
+                <w:rFonts w:ascii="宋体" w:hAnsi="宋体"/>
+              </w:rPr>
+            </w:pPr>
+            <w:r>
+              <w:rPr>
+                <w:rFonts w:ascii="宋体" w:hAnsi="宋体"/>
                 <w:sz w:val="18"/>
               </w:rPr>
               <w:t>删除当前会话令牌</w:t>
@@ -2054,6 +2154,45 @@
     </w:p>
     <w:p>
       <w:pPr>
+        <w:pStyle w:val="af2"/>
+        <w:spacing w:line="240" w:lineRule="auto"/>
+        <w:ind w:firstLine="360"/>
+        <w:jc w:val="center"/>
+        <w:rPr>
+          <w:rFonts w:ascii="黑体" w:eastAsia="黑体" w:hAnsi="黑体"/>
+          <w:sz w:val="18"/>
+          <w:szCs w:val="18"/>
+        </w:rPr>
+      </w:pPr>
+    </w:p>
+    <w:p>
+      <w:pPr>
+        <w:pStyle w:val="af2"/>
+        <w:spacing w:line="240" w:lineRule="auto"/>
+        <w:ind w:firstLine="360"/>
+        <w:jc w:val="center"/>
+        <w:rPr>
+          <w:rFonts w:ascii="黑体" w:eastAsia="黑体" w:hAnsi="黑体"/>
+          <w:sz w:val="18"/>
+          <w:szCs w:val="18"/>
+        </w:rPr>
+      </w:pPr>
+    </w:p>
+    <w:p>
+      <w:pPr>
+        <w:pStyle w:val="af2"/>
+        <w:spacing w:line="240" w:lineRule="auto"/>
+        <w:ind w:firstLine="360"/>
+        <w:jc w:val="center"/>
+        <w:rPr>
+          <w:rFonts w:ascii="黑体" w:eastAsia="黑体" w:hAnsi="黑体" w:hint="eastAsia"/>
+          <w:sz w:val="18"/>
+          <w:szCs w:val="18"/>
+        </w:rPr>
+      </w:pPr>
+    </w:p>
+    <w:p>
+      <w:pPr>
         <w:pStyle w:val="af3"/>
         <w:spacing w:before="240" w:after="240"/>
         <w:ind w:firstLineChars="0" w:firstLine="0"/>
@@ -2085,9 +2224,6 @@
       <w:pPr>
         <w:pStyle w:val="af2"/>
         <w:ind w:firstLine="420"/>
-        <w:rPr>
-          <w:rFonts w:hint="eastAsia"/>
-        </w:rPr>
       </w:pPr>
     </w:p>
     <w:p>
@@ -2135,12 +2271,13 @@
             <w:pPr>
               <w:jc w:val="center"/>
               <w:rPr>
+                <w:rFonts w:ascii="宋体" w:hAnsi="宋体"/>
                 <w:bCs/>
               </w:rPr>
             </w:pPr>
             <w:r>
               <w:rPr>
-                <w:rFonts w:ascii="Songti SC" w:eastAsia="Songti SC" w:hAnsi="Songti SC"/>
+                <w:rFonts w:ascii="宋体" w:hAnsi="宋体"/>
                 <w:bCs/>
                 <w:sz w:val="18"/>
               </w:rPr>
@@ -2160,12 +2297,13 @@
             <w:pPr>
               <w:jc w:val="center"/>
               <w:rPr>
+                <w:rFonts w:ascii="宋体" w:hAnsi="宋体"/>
                 <w:bCs/>
               </w:rPr>
             </w:pPr>
             <w:r>
               <w:rPr>
-                <w:rFonts w:ascii="Songti SC" w:eastAsia="Songti SC" w:hAnsi="Songti SC"/>
+                <w:rFonts w:ascii="宋体" w:hAnsi="宋体"/>
                 <w:bCs/>
                 <w:sz w:val="18"/>
               </w:rPr>
@@ -2185,10 +2323,13 @@
           <w:p>
             <w:pPr>
               <w:jc w:val="center"/>
-            </w:pPr>
-            <w:r>
-              <w:rPr>
-                <w:rFonts w:ascii="Songti SC" w:eastAsia="Songti SC" w:hAnsi="Songti SC"/>
+              <w:rPr>
+                <w:rFonts w:ascii="宋体" w:hAnsi="宋体"/>
+              </w:rPr>
+            </w:pPr>
+            <w:r>
+              <w:rPr>
+                <w:rFonts w:ascii="宋体" w:hAnsi="宋体"/>
                 <w:sz w:val="18"/>
               </w:rPr>
               <w:t>用例名称</w:t>
@@ -2205,10 +2346,13 @@
           <w:p>
             <w:pPr>
               <w:jc w:val="center"/>
-            </w:pPr>
-            <w:r>
-              <w:rPr>
-                <w:rFonts w:ascii="Songti SC" w:eastAsia="Songti SC" w:hAnsi="Songti SC"/>
+              <w:rPr>
+                <w:rFonts w:ascii="宋体" w:hAnsi="宋体"/>
+              </w:rPr>
+            </w:pPr>
+            <w:r>
+              <w:rPr>
+                <w:rFonts w:ascii="宋体" w:hAnsi="宋体"/>
                 <w:sz w:val="18"/>
               </w:rPr>
               <w:t>学习打卡</w:t>
@@ -2224,10 +2368,13 @@
           <w:p>
             <w:pPr>
               <w:jc w:val="center"/>
-            </w:pPr>
-            <w:r>
-              <w:rPr>
-                <w:rFonts w:ascii="Songti SC" w:eastAsia="Songti SC" w:hAnsi="Songti SC"/>
+              <w:rPr>
+                <w:rFonts w:ascii="宋体" w:hAnsi="宋体"/>
+              </w:rPr>
+            </w:pPr>
+            <w:r>
+              <w:rPr>
+                <w:rFonts w:ascii="宋体" w:hAnsi="宋体"/>
                 <w:sz w:val="18"/>
               </w:rPr>
               <w:t>参与者</w:t>
@@ -2241,10 +2388,13 @@
           <w:p>
             <w:pPr>
               <w:jc w:val="center"/>
-            </w:pPr>
-            <w:r>
-              <w:rPr>
-                <w:rFonts w:ascii="Songti SC" w:eastAsia="Songti SC" w:hAnsi="Songti SC"/>
+              <w:rPr>
+                <w:rFonts w:ascii="宋体" w:hAnsi="宋体"/>
+              </w:rPr>
+            </w:pPr>
+            <w:r>
+              <w:rPr>
+                <w:rFonts w:ascii="宋体" w:hAnsi="宋体"/>
                 <w:sz w:val="18"/>
               </w:rPr>
               <w:t>普通用户</w:t>
@@ -2260,10 +2410,13 @@
           <w:p>
             <w:pPr>
               <w:jc w:val="center"/>
-            </w:pPr>
-            <w:r>
-              <w:rPr>
-                <w:rFonts w:ascii="Songti SC" w:eastAsia="Songti SC" w:hAnsi="Songti SC"/>
+              <w:rPr>
+                <w:rFonts w:ascii="宋体" w:hAnsi="宋体"/>
+              </w:rPr>
+            </w:pPr>
+            <w:r>
+              <w:rPr>
+                <w:rFonts w:ascii="宋体" w:hAnsi="宋体"/>
                 <w:sz w:val="18"/>
               </w:rPr>
               <w:t>前置条件</w:t>
@@ -2277,10 +2430,13 @@
           <w:p>
             <w:pPr>
               <w:jc w:val="center"/>
-            </w:pPr>
-            <w:r>
-              <w:rPr>
-                <w:rFonts w:ascii="Songti SC" w:eastAsia="Songti SC" w:hAnsi="Songti SC"/>
+              <w:rPr>
+                <w:rFonts w:ascii="宋体" w:hAnsi="宋体"/>
+              </w:rPr>
+            </w:pPr>
+            <w:r>
+              <w:rPr>
+                <w:rFonts w:ascii="宋体" w:hAnsi="宋体"/>
                 <w:sz w:val="18"/>
               </w:rPr>
               <w:t>用户已登录且会话有效，目标景点存在</w:t>
@@ -2296,10 +2452,13 @@
           <w:p>
             <w:pPr>
               <w:jc w:val="center"/>
-            </w:pPr>
-            <w:r>
-              <w:rPr>
-                <w:rFonts w:ascii="Songti SC" w:eastAsia="Songti SC" w:hAnsi="Songti SC"/>
+              <w:rPr>
+                <w:rFonts w:ascii="宋体" w:hAnsi="宋体"/>
+              </w:rPr>
+            </w:pPr>
+            <w:r>
+              <w:rPr>
+                <w:rFonts w:ascii="宋体" w:hAnsi="宋体"/>
                 <w:sz w:val="18"/>
               </w:rPr>
               <w:t>基本流程</w:t>
@@ -2313,10 +2472,13 @@
           <w:p>
             <w:pPr>
               <w:jc w:val="center"/>
-            </w:pPr>
-            <w:r>
-              <w:rPr>
-                <w:rFonts w:ascii="Songti SC" w:eastAsia="Songti SC" w:hAnsi="Songti SC"/>
+              <w:rPr>
+                <w:rFonts w:ascii="宋体" w:hAnsi="宋体"/>
+              </w:rPr>
+            </w:pPr>
+            <w:r>
+              <w:rPr>
+                <w:rFonts w:ascii="宋体" w:hAnsi="宋体"/>
                 <w:sz w:val="18"/>
               </w:rPr>
               <w:t>选择景点，填写学习心得，提交打卡，服务端写入记录，客户端刷新积分和记录</w:t>
@@ -2332,10 +2494,13 @@
           <w:p>
             <w:pPr>
               <w:jc w:val="center"/>
-            </w:pPr>
-            <w:r>
-              <w:rPr>
-                <w:rFonts w:ascii="Songti SC" w:eastAsia="Songti SC" w:hAnsi="Songti SC"/>
+              <w:rPr>
+                <w:rFonts w:ascii="宋体" w:hAnsi="宋体"/>
+              </w:rPr>
+            </w:pPr>
+            <w:r>
+              <w:rPr>
+                <w:rFonts w:ascii="宋体" w:hAnsi="宋体"/>
                 <w:sz w:val="18"/>
               </w:rPr>
               <w:t>异常流程</w:t>
@@ -2349,10 +2514,13 @@
           <w:p>
             <w:pPr>
               <w:jc w:val="center"/>
-            </w:pPr>
-            <w:r>
-              <w:rPr>
-                <w:rFonts w:ascii="Songti SC" w:eastAsia="Songti SC" w:hAnsi="Songti SC"/>
+              <w:rPr>
+                <w:rFonts w:ascii="宋体" w:hAnsi="宋体"/>
+              </w:rPr>
+            </w:pPr>
+            <w:r>
+              <w:rPr>
+                <w:rFonts w:ascii="宋体" w:hAnsi="宋体"/>
                 <w:sz w:val="18"/>
               </w:rPr>
               <w:t>会话失效、景点不存在或心得为空时拒绝写入并显示原因</w:t>
@@ -2368,10 +2536,13 @@
           <w:p>
             <w:pPr>
               <w:jc w:val="center"/>
-            </w:pPr>
-            <w:r>
-              <w:rPr>
-                <w:rFonts w:ascii="Songti SC" w:eastAsia="Songti SC" w:hAnsi="Songti SC"/>
+              <w:rPr>
+                <w:rFonts w:ascii="宋体" w:hAnsi="宋体"/>
+              </w:rPr>
+            </w:pPr>
+            <w:r>
+              <w:rPr>
+                <w:rFonts w:ascii="宋体" w:hAnsi="宋体"/>
                 <w:sz w:val="18"/>
               </w:rPr>
               <w:t>后置条件</w:t>
@@ -2385,13 +2556,22 @@
           <w:p>
             <w:pPr>
               <w:jc w:val="center"/>
-            </w:pPr>
-            <w:r>
-              <w:rPr>
-                <w:rFonts w:ascii="Songti SC" w:eastAsia="Songti SC" w:hAnsi="Songti SC"/>
-                <w:sz w:val="18"/>
-              </w:rPr>
-              <w:t>records表新增一条记录，用户积分和景点打卡次数的实时统计结果随之增加</w:t>
+              <w:rPr>
+                <w:rFonts w:ascii="宋体" w:hAnsi="宋体"/>
+              </w:rPr>
+            </w:pPr>
+            <w:r>
+              <w:rPr>
+                <w:sz w:val="18"/>
+              </w:rPr>
+              <w:t>records</w:t>
+            </w:r>
+            <w:r>
+              <w:rPr>
+                <w:rFonts w:ascii="宋体" w:hAnsi="宋体"/>
+                <w:sz w:val="18"/>
+              </w:rPr>
+              <w:t>表新增一条记录，用户积分和景点打卡次数的实时统计结果随之增加</w:t>
             </w:r>
           </w:p>
         </w:tc>
@@ -2438,9 +2618,6 @@
         <w:pStyle w:val="af2"/>
         <w:spacing w:line="240" w:lineRule="auto"/>
         <w:ind w:firstLine="420"/>
-        <w:rPr>
-          <w:rFonts w:hint="eastAsia"/>
-        </w:rPr>
       </w:pPr>
     </w:p>
     <w:p>
@@ -2488,12 +2665,13 @@
             <w:pPr>
               <w:jc w:val="center"/>
               <w:rPr>
+                <w:rFonts w:ascii="宋体" w:hAnsi="宋体"/>
                 <w:bCs/>
               </w:rPr>
             </w:pPr>
             <w:r>
               <w:rPr>
-                <w:rFonts w:ascii="Songti SC" w:eastAsia="Songti SC" w:hAnsi="Songti SC"/>
+                <w:rFonts w:ascii="宋体" w:hAnsi="宋体"/>
                 <w:bCs/>
                 <w:sz w:val="18"/>
               </w:rPr>
@@ -2513,12 +2691,13 @@
             <w:pPr>
               <w:jc w:val="center"/>
               <w:rPr>
+                <w:rFonts w:ascii="宋体" w:hAnsi="宋体"/>
                 <w:bCs/>
               </w:rPr>
             </w:pPr>
             <w:r>
               <w:rPr>
-                <w:rFonts w:ascii="Songti SC" w:eastAsia="Songti SC" w:hAnsi="Songti SC"/>
+                <w:rFonts w:ascii="宋体" w:hAnsi="宋体"/>
                 <w:bCs/>
                 <w:sz w:val="18"/>
               </w:rPr>
@@ -2538,10 +2717,13 @@
           <w:p>
             <w:pPr>
               <w:jc w:val="center"/>
-            </w:pPr>
-            <w:r>
-              <w:rPr>
-                <w:rFonts w:ascii="Songti SC" w:eastAsia="Songti SC" w:hAnsi="Songti SC"/>
+              <w:rPr>
+                <w:rFonts w:ascii="宋体" w:hAnsi="宋体"/>
+              </w:rPr>
+            </w:pPr>
+            <w:r>
+              <w:rPr>
+                <w:rFonts w:ascii="宋体" w:hAnsi="宋体"/>
                 <w:sz w:val="18"/>
               </w:rPr>
               <w:t>用例名称</w:t>
@@ -2558,10 +2740,13 @@
           <w:p>
             <w:pPr>
               <w:jc w:val="center"/>
-            </w:pPr>
-            <w:r>
-              <w:rPr>
-                <w:rFonts w:ascii="Songti SC" w:eastAsia="Songti SC" w:hAnsi="Songti SC"/>
+              <w:rPr>
+                <w:rFonts w:ascii="宋体" w:hAnsi="宋体"/>
+              </w:rPr>
+            </w:pPr>
+            <w:r>
+              <w:rPr>
+                <w:rFonts w:ascii="宋体" w:hAnsi="宋体"/>
                 <w:sz w:val="18"/>
               </w:rPr>
               <w:t>维护公告和景点</w:t>
@@ -2577,10 +2762,13 @@
           <w:p>
             <w:pPr>
               <w:jc w:val="center"/>
-            </w:pPr>
-            <w:r>
-              <w:rPr>
-                <w:rFonts w:ascii="Songti SC" w:eastAsia="Songti SC" w:hAnsi="Songti SC"/>
+              <w:rPr>
+                <w:rFonts w:ascii="宋体" w:hAnsi="宋体"/>
+              </w:rPr>
+            </w:pPr>
+            <w:r>
+              <w:rPr>
+                <w:rFonts w:ascii="宋体" w:hAnsi="宋体"/>
                 <w:sz w:val="18"/>
               </w:rPr>
               <w:t>参与者</w:t>
@@ -2594,10 +2782,13 @@
           <w:p>
             <w:pPr>
               <w:jc w:val="center"/>
-            </w:pPr>
-            <w:r>
-              <w:rPr>
-                <w:rFonts w:ascii="Songti SC" w:eastAsia="Songti SC" w:hAnsi="Songti SC"/>
+              <w:rPr>
+                <w:rFonts w:ascii="宋体" w:hAnsi="宋体"/>
+              </w:rPr>
+            </w:pPr>
+            <w:r>
+              <w:rPr>
+                <w:rFonts w:ascii="宋体" w:hAnsi="宋体"/>
                 <w:sz w:val="18"/>
               </w:rPr>
               <w:t>管理员</w:t>
@@ -2613,10 +2804,13 @@
           <w:p>
             <w:pPr>
               <w:jc w:val="center"/>
-            </w:pPr>
-            <w:r>
-              <w:rPr>
-                <w:rFonts w:ascii="Songti SC" w:eastAsia="Songti SC" w:hAnsi="Songti SC"/>
+              <w:rPr>
+                <w:rFonts w:ascii="宋体" w:hAnsi="宋体"/>
+              </w:rPr>
+            </w:pPr>
+            <w:r>
+              <w:rPr>
+                <w:rFonts w:ascii="宋体" w:hAnsi="宋体"/>
                 <w:sz w:val="18"/>
               </w:rPr>
               <w:t>前置条件</w:t>
@@ -2630,10 +2824,13 @@
           <w:p>
             <w:pPr>
               <w:jc w:val="center"/>
-            </w:pPr>
-            <w:r>
-              <w:rPr>
-                <w:rFonts w:ascii="Songti SC" w:eastAsia="Songti SC" w:hAnsi="Songti SC"/>
+              <w:rPr>
+                <w:rFonts w:ascii="宋体" w:hAnsi="宋体"/>
+              </w:rPr>
+            </w:pPr>
+            <w:r>
+              <w:rPr>
+                <w:rFonts w:ascii="宋体" w:hAnsi="宋体"/>
                 <w:sz w:val="18"/>
               </w:rPr>
               <w:t>使用服务端固定管理员账号登录且会话有效</w:t>
@@ -2649,10 +2846,13 @@
           <w:p>
             <w:pPr>
               <w:jc w:val="center"/>
-            </w:pPr>
-            <w:r>
-              <w:rPr>
-                <w:rFonts w:ascii="Songti SC" w:eastAsia="Songti SC" w:hAnsi="Songti SC"/>
+              <w:rPr>
+                <w:rFonts w:ascii="宋体" w:hAnsi="宋体"/>
+              </w:rPr>
+            </w:pPr>
+            <w:r>
+              <w:rPr>
+                <w:rFonts w:ascii="宋体" w:hAnsi="宋体"/>
                 <w:sz w:val="18"/>
               </w:rPr>
               <w:t>基本流程</w:t>
@@ -2666,10 +2866,13 @@
           <w:p>
             <w:pPr>
               <w:jc w:val="center"/>
-            </w:pPr>
-            <w:r>
-              <w:rPr>
-                <w:rFonts w:ascii="Songti SC" w:eastAsia="Songti SC" w:hAnsi="Songti SC"/>
+              <w:rPr>
+                <w:rFonts w:ascii="宋体" w:hAnsi="宋体"/>
+              </w:rPr>
+            </w:pPr>
+            <w:r>
+              <w:rPr>
+                <w:rFonts w:ascii="宋体" w:hAnsi="宋体"/>
                 <w:sz w:val="18"/>
               </w:rPr>
               <w:t>查看列表，选择新增或编辑，提交内容，服务端校验后写入数据库并返回结果</w:t>
@@ -2685,10 +2888,13 @@
           <w:p>
             <w:pPr>
               <w:jc w:val="center"/>
-            </w:pPr>
-            <w:r>
-              <w:rPr>
-                <w:rFonts w:ascii="Songti SC" w:eastAsia="Songti SC" w:hAnsi="Songti SC"/>
+              <w:rPr>
+                <w:rFonts w:ascii="宋体" w:hAnsi="宋体"/>
+              </w:rPr>
+            </w:pPr>
+            <w:r>
+              <w:rPr>
+                <w:rFonts w:ascii="宋体" w:hAnsi="宋体"/>
                 <w:sz w:val="18"/>
               </w:rPr>
               <w:t>异常流程</w:t>
@@ -2702,10 +2908,13 @@
           <w:p>
             <w:pPr>
               <w:jc w:val="center"/>
-            </w:pPr>
-            <w:r>
-              <w:rPr>
-                <w:rFonts w:ascii="Songti SC" w:eastAsia="Songti SC" w:hAnsi="Songti SC"/>
+              <w:rPr>
+                <w:rFonts w:ascii="宋体" w:hAnsi="宋体"/>
+              </w:rPr>
+            </w:pPr>
+            <w:r>
+              <w:rPr>
+                <w:rFonts w:ascii="宋体" w:hAnsi="宋体"/>
                 <w:sz w:val="18"/>
               </w:rPr>
               <w:t>字段为空、编号不存在或删除已有打卡记录关联的景点时拒绝操作</w:t>
@@ -2724,10 +2933,13 @@
           <w:p>
             <w:pPr>
               <w:jc w:val="center"/>
-            </w:pPr>
-            <w:r>
-              <w:rPr>
-                <w:rFonts w:ascii="Songti SC" w:eastAsia="Songti SC" w:hAnsi="Songti SC"/>
+              <w:rPr>
+                <w:rFonts w:ascii="宋体" w:hAnsi="宋体"/>
+              </w:rPr>
+            </w:pPr>
+            <w:r>
+              <w:rPr>
+                <w:rFonts w:ascii="宋体" w:hAnsi="宋体"/>
                 <w:sz w:val="18"/>
               </w:rPr>
               <w:t>后置条件</w:t>
@@ -2744,10 +2956,13 @@
           <w:p>
             <w:pPr>
               <w:jc w:val="center"/>
-            </w:pPr>
-            <w:r>
-              <w:rPr>
-                <w:rFonts w:ascii="Songti SC" w:eastAsia="Songti SC" w:hAnsi="Songti SC"/>
+              <w:rPr>
+                <w:rFonts w:ascii="宋体" w:hAnsi="宋体"/>
+              </w:rPr>
+            </w:pPr>
+            <w:r>
+              <w:rPr>
+                <w:rFonts w:ascii="宋体" w:hAnsi="宋体"/>
                 <w:sz w:val="18"/>
               </w:rPr>
               <w:t>公告或景点数据按请求完成新增、修改或删除</w:t>
@@ -2780,15 +2995,20 @@
       <w:pPr>
         <w:pStyle w:val="af2"/>
         <w:ind w:firstLine="420"/>
-      </w:pPr>
-      <w:r>
-        <w:t>根据业务事件和用例描述，可以识别出用户、管理员、景点、学习记录和公告等分析类。用户与学习记录之间是一对多关系，景点与学习记录之间也是一对多关系；管理员负责维护景点和公告，但管理员是系统中的固定角色，不对应数据库中的独立数据表。图</w:t>
+        <w:rPr>
+          <w:kern w:val="0"/>
+          <w:sz w:val="24"/>
+          <w:szCs w:val="24"/>
+        </w:rPr>
+      </w:pPr>
+      <w:r>
+        <w:t>根据前面的用例分析，我把系统中经常出现的对象整理为用户、学习记录、景点、管理员和公告，如图</w:t>
       </w:r>
       <w:r>
         <w:t>1.3</w:t>
       </w:r>
       <w:r>
-        <w:t>按照标准类图形式列出了各类的主要属性和方法，使静态分析不只停留在对象名称和关系上。这里的方法表示业务阶段需要承担的职责，第二章再结合实际程序模块进一步细化。</w:t>
+        <w:t>所示。用户可以产生多条学习记录，一个景点也可以对应多条学习记录，因此学习记录处于用户与景点之间，保存每次打卡的时间和心得。管理员主要负责维护景点和公告。这里先列出各对象的基本属性及静态关系，不展开具体操作方法；学习打卡时各部分怎样配合，在后面的分析类图中再说明。</w:t>
       </w:r>
     </w:p>
     <w:p>
@@ -2804,10 +3024,10 @@
         </w:rPr>
         <w:lastRenderedPageBreak/>
         <w:drawing>
-          <wp:inline distT="0" distB="0" distL="0" distR="0" wp14:anchorId="28570FA3" wp14:editId="2EFFB08A">
-            <wp:extent cx="5471795" cy="3647440"/>
+          <wp:inline distT="0" distB="0" distL="0" distR="0" wp14:anchorId="729BB3F8" wp14:editId="514C9129">
+            <wp:extent cx="5580380" cy="3140710"/>
             <wp:effectExtent l="0" t="0" r="0" b="0"/>
-            <wp:docPr id="43" name="Picture 43"/>
+            <wp:docPr id="489070827" name="图片 1" descr="图1.3 系统静态类图"/>
             <wp:cNvGraphicFramePr>
               <a:graphicFrameLocks xmlns:a="http://schemas.openxmlformats.org/drawingml/2006/main" noChangeAspect="1"/>
             </wp:cNvGraphicFramePr>
@@ -2815,25 +3035,36 @@
               <a:graphicData uri="http://schemas.openxmlformats.org/drawingml/2006/picture">
                 <pic:pic xmlns:pic="http://schemas.openxmlformats.org/drawingml/2006/picture">
                   <pic:nvPicPr>
-                    <pic:cNvPr id="43" name="Picture 43"/>
+                    <pic:cNvPr id="0" name="Picture 1" descr="图1.3 系统静态类图"/>
                     <pic:cNvPicPr>
-                      <a:picLocks noChangeAspect="1"/>
+                      <a:picLocks noChangeAspect="1" noChangeArrowheads="1"/>
                     </pic:cNvPicPr>
                   </pic:nvPicPr>
                   <pic:blipFill>
-                    <a:blip r:embed="rId12"/>
+                    <a:blip r:embed="rId12" cstate="print">
+                      <a:extLst>
+                        <a:ext uri="{28A0092B-C50C-407E-A947-70E740481C1C}">
+                          <a14:useLocalDpi xmlns:a14="http://schemas.microsoft.com/office/drawing/2010/main" val="0"/>
+                        </a:ext>
+                      </a:extLst>
+                    </a:blip>
+                    <a:srcRect/>
                     <a:stretch>
                       <a:fillRect/>
                     </a:stretch>
                   </pic:blipFill>
-                  <pic:spPr>
+                  <pic:spPr bwMode="auto">
                     <a:xfrm>
                       <a:off x="0" y="0"/>
-                      <a:ext cx="5472000" cy="3648000"/>
+                      <a:ext cx="5580380" cy="3140710"/>
                     </a:xfrm>
                     <a:prstGeom prst="rect">
                       <a:avLst/>
                     </a:prstGeom>
+                    <a:noFill/>
+                    <a:ln>
+                      <a:noFill/>
+                    </a:ln>
                   </pic:spPr>
                 </pic:pic>
               </a:graphicData>
@@ -2849,31 +3080,31 @@
         <w:ind w:firstLine="360"/>
         <w:jc w:val="center"/>
         <w:rPr>
+          <w:rFonts w:ascii="黑体" w:eastAsia="黑体" w:hAnsi="黑体" w:hint="eastAsia"/>
+          <w:sz w:val="18"/>
+          <w:szCs w:val="18"/>
+        </w:rPr>
+      </w:pPr>
+      <w:r>
+        <w:rPr>
           <w:rFonts w:ascii="黑体" w:eastAsia="黑体" w:hAnsi="黑体"/>
           <w:sz w:val="18"/>
           <w:szCs w:val="18"/>
         </w:rPr>
-      </w:pPr>
-      <w:r>
+        <w:t>图1.3 系统静态类图</w:t>
+      </w:r>
+    </w:p>
+    <w:p>
+      <w:pPr>
+        <w:pStyle w:val="af2"/>
+        <w:spacing w:line="240" w:lineRule="auto"/>
+        <w:ind w:firstLine="360"/>
+        <w:jc w:val="center"/>
         <w:rPr>
           <w:rFonts w:ascii="黑体" w:eastAsia="黑体" w:hAnsi="黑体"/>
           <w:sz w:val="18"/>
           <w:szCs w:val="18"/>
         </w:rPr>
-        <w:t>图1.3 系统静态类图（含属性和方法）</w:t>
-      </w:r>
-    </w:p>
-    <w:p>
-      <w:pPr>
-        <w:pStyle w:val="af2"/>
-        <w:spacing w:line="240" w:lineRule="auto"/>
-        <w:ind w:firstLine="360"/>
-        <w:jc w:val="center"/>
-        <w:rPr>
-          <w:rFonts w:ascii="黑体" w:eastAsia="黑体" w:hAnsi="黑体" w:hint="eastAsia"/>
-          <w:sz w:val="18"/>
-          <w:szCs w:val="18"/>
-        </w:rPr>
       </w:pPr>
     </w:p>
     <w:p>
@@ -2960,9 +3191,6 @@
         <w:spacing w:line="240" w:lineRule="auto"/>
         <w:ind w:firstLine="420"/>
         <w:jc w:val="center"/>
-        <w:rPr>
-          <w:rFonts w:hint="eastAsia"/>
-        </w:rPr>
       </w:pPr>
       <w:r>
         <w:rPr>
@@ -3036,7 +3264,7 @@
         <w:ind w:firstLine="360"/>
         <w:jc w:val="center"/>
         <w:rPr>
-          <w:rFonts w:ascii="黑体" w:eastAsia="黑体" w:hAnsi="黑体" w:hint="eastAsia"/>
+          <w:rFonts w:ascii="黑体" w:eastAsia="黑体" w:hAnsi="黑体"/>
           <w:sz w:val="18"/>
           <w:szCs w:val="18"/>
         </w:rPr>
@@ -3059,6 +3287,11 @@
       <w:pPr>
         <w:pStyle w:val="af2"/>
         <w:ind w:firstLine="420"/>
+        <w:rPr>
+          <w:kern w:val="0"/>
+          <w:sz w:val="24"/>
+          <w:szCs w:val="24"/>
+        </w:rPr>
       </w:pPr>
       <w:r>
         <w:t>结合图</w:t>
@@ -3067,67 +3300,13 @@
         <w:t>1.4</w:t>
       </w:r>
       <w:r>
-        <w:t>的交互顺序，可以继续识别学习打卡过程中的边界类、控制类和实体类。</w:t>
-      </w:r>
-      <w:proofErr w:type="spellStart"/>
-      <w:r>
-        <w:t>LearningApp</w:t>
-      </w:r>
-      <w:proofErr w:type="spellEnd"/>
-      <w:r>
-        <w:t>作为边界类，负责接收景点选择和学习心得；</w:t>
-      </w:r>
-      <w:proofErr w:type="spellStart"/>
-      <w:r>
-        <w:t>ApiClient</w:t>
-      </w:r>
-      <w:proofErr w:type="spellEnd"/>
-      <w:r>
-        <w:t>、</w:t>
-      </w:r>
-      <w:proofErr w:type="spellStart"/>
-      <w:r>
-        <w:t>HTTPHandler</w:t>
-      </w:r>
-      <w:proofErr w:type="spellEnd"/>
-      <w:r>
-        <w:t>和</w:t>
-      </w:r>
-      <w:proofErr w:type="spellStart"/>
-      <w:r>
-        <w:t>LearningService</w:t>
-      </w:r>
-      <w:proofErr w:type="spellEnd"/>
-      <w:r>
-        <w:t>承担请求封装、接口分发和业务校验等控制职责；</w:t>
-      </w:r>
-      <w:r>
-        <w:t>User</w:t>
-      </w:r>
-      <w:r>
-        <w:t>、</w:t>
-      </w:r>
-      <w:proofErr w:type="spellStart"/>
-      <w:r>
-        <w:t>ScenicSpot</w:t>
-      </w:r>
-      <w:proofErr w:type="spellEnd"/>
-      <w:r>
-        <w:t>和</w:t>
-      </w:r>
-      <w:proofErr w:type="spellStart"/>
-      <w:r>
-        <w:t>CheckInRecord</w:t>
-      </w:r>
-      <w:proofErr w:type="spellEnd"/>
-      <w:r>
-        <w:t>保存打卡过程中需要读取或写入的数据。图</w:t>
+        <w:t>中的打卡顺序，我进一步把打卡过程涉及的职责分开，如图</w:t>
       </w:r>
       <w:r>
         <w:t>1.5</w:t>
       </w:r>
       <w:r>
-        <w:t>只说明分析阶段的职责分配，不展开完整属性和全部方法，因此与第二章的详细设计类图作用不同。该分析结果为后续类的设计提供了过渡。</w:t>
+        <w:t>所示。学习打卡页面负责让用户选择景点、填写心得并提交；打卡控制负责检查登录状态和景点是否存在，再创建学习记录；用户、景点和学习记录则保存或提供处理打卡所需的数据。图中的方法表示分析阶段对各类职责的概括，用来说明这个功能由哪些部分共同完成，具体程序中的函数和调用方式在第二章的类设计及第三章的实现中再展开。</w:t>
       </w:r>
     </w:p>
     <w:p>
@@ -3142,10 +3321,10 @@
           <w:noProof/>
         </w:rPr>
         <w:drawing>
-          <wp:inline distT="0" distB="0" distL="0" distR="0" wp14:anchorId="6935041F" wp14:editId="31EBFE44">
-            <wp:extent cx="5137785" cy="2568575"/>
-            <wp:effectExtent l="0" t="0" r="0" b="0"/>
-            <wp:docPr id="44" name="Picture 44"/>
+          <wp:inline distT="0" distB="0" distL="0" distR="0" wp14:anchorId="453714E7" wp14:editId="6D26BFD1">
+            <wp:extent cx="4062000" cy="2709078"/>
+            <wp:effectExtent l="0" t="0" r="2540" b="0"/>
+            <wp:docPr id="1041345441" name="图片 2" descr="图1.5 学习打卡分析类图"/>
             <wp:cNvGraphicFramePr>
               <a:graphicFrameLocks xmlns:a="http://schemas.openxmlformats.org/drawingml/2006/main" noChangeAspect="1"/>
             </wp:cNvGraphicFramePr>
@@ -3153,25 +3332,36 @@
               <a:graphicData uri="http://schemas.openxmlformats.org/drawingml/2006/picture">
                 <pic:pic xmlns:pic="http://schemas.openxmlformats.org/drawingml/2006/picture">
                   <pic:nvPicPr>
-                    <pic:cNvPr id="44" name="Picture 44"/>
+                    <pic:cNvPr id="0" name="Picture 3" descr="图1.5 学习打卡分析类图"/>
                     <pic:cNvPicPr>
-                      <a:picLocks noChangeAspect="1"/>
+                      <a:picLocks noChangeAspect="1" noChangeArrowheads="1"/>
                     </pic:cNvPicPr>
                   </pic:nvPicPr>
                   <pic:blipFill>
-                    <a:blip r:embed="rId14"/>
+                    <a:blip r:embed="rId14" cstate="print">
+                      <a:extLst>
+                        <a:ext uri="{28A0092B-C50C-407E-A947-70E740481C1C}">
+                          <a14:useLocalDpi xmlns:a14="http://schemas.microsoft.com/office/drawing/2010/main" val="0"/>
+                        </a:ext>
+                      </a:extLst>
+                    </a:blip>
+                    <a:srcRect/>
                     <a:stretch>
                       <a:fillRect/>
                     </a:stretch>
                   </pic:blipFill>
-                  <pic:spPr>
+                  <pic:spPr bwMode="auto">
                     <a:xfrm>
                       <a:off x="0" y="0"/>
-                      <a:ext cx="5169627" cy="2584814"/>
+                      <a:ext cx="4109057" cy="2740462"/>
                     </a:xfrm>
                     <a:prstGeom prst="rect">
                       <a:avLst/>
                     </a:prstGeom>
+                    <a:noFill/>
+                    <a:ln>
+                      <a:noFill/>
+                    </a:ln>
                   </pic:spPr>
                 </pic:pic>
               </a:graphicData>
@@ -3638,9 +3828,6 @@
       <w:pPr>
         <w:pStyle w:val="af2"/>
         <w:ind w:firstLine="420"/>
-        <w:rPr>
-          <w:rFonts w:hint="eastAsia"/>
-        </w:rPr>
       </w:pPr>
     </w:p>
     <w:p>
@@ -3690,12 +3877,13 @@
             <w:pPr>
               <w:jc w:val="center"/>
               <w:rPr>
+                <w:rFonts w:ascii="宋体" w:hAnsi="宋体"/>
                 <w:bCs/>
               </w:rPr>
             </w:pPr>
             <w:r>
               <w:rPr>
-                <w:rFonts w:ascii="Songti SC" w:eastAsia="Songti SC" w:hAnsi="Songti SC"/>
+                <w:rFonts w:ascii="宋体" w:hAnsi="宋体"/>
                 <w:bCs/>
                 <w:sz w:val="18"/>
               </w:rPr>
@@ -3715,12 +3903,13 @@
             <w:pPr>
               <w:jc w:val="center"/>
               <w:rPr>
+                <w:rFonts w:ascii="宋体" w:hAnsi="宋体"/>
                 <w:bCs/>
               </w:rPr>
             </w:pPr>
             <w:r>
               <w:rPr>
-                <w:rFonts w:ascii="Songti SC" w:eastAsia="Songti SC" w:hAnsi="Songti SC"/>
+                <w:rFonts w:ascii="宋体" w:hAnsi="宋体"/>
                 <w:bCs/>
                 <w:sz w:val="18"/>
               </w:rPr>
@@ -3740,12 +3929,13 @@
             <w:pPr>
               <w:jc w:val="center"/>
               <w:rPr>
+                <w:rFonts w:ascii="宋体" w:hAnsi="宋体"/>
                 <w:bCs/>
               </w:rPr>
             </w:pPr>
             <w:r>
               <w:rPr>
-                <w:rFonts w:ascii="Songti SC" w:eastAsia="Songti SC" w:hAnsi="Songti SC"/>
+                <w:rFonts w:ascii="宋体" w:hAnsi="宋体"/>
                 <w:bCs/>
                 <w:sz w:val="18"/>
               </w:rPr>
@@ -3765,12 +3955,13 @@
             <w:pPr>
               <w:jc w:val="center"/>
               <w:rPr>
+                <w:rFonts w:ascii="宋体" w:hAnsi="宋体"/>
                 <w:bCs/>
               </w:rPr>
             </w:pPr>
             <w:r>
               <w:rPr>
-                <w:rFonts w:ascii="Songti SC" w:eastAsia="Songti SC" w:hAnsi="Songti SC"/>
+                <w:rFonts w:ascii="宋体" w:hAnsi="宋体"/>
                 <w:bCs/>
                 <w:sz w:val="18"/>
               </w:rPr>
@@ -3794,7 +3985,6 @@
             <w:proofErr w:type="spellStart"/>
             <w:r>
               <w:rPr>
-                <w:rFonts w:ascii="Songti SC" w:eastAsia="Songti SC" w:hAnsi="Songti SC"/>
                 <w:sz w:val="18"/>
               </w:rPr>
               <w:t>LearningApp</w:t>
@@ -3815,15 +4005,19 @@
             </w:pPr>
             <w:r>
               <w:rPr>
-                <w:rFonts w:ascii="Songti SC" w:eastAsia="Songti SC" w:hAnsi="Songti SC"/>
-                <w:sz w:val="18"/>
-              </w:rPr>
-              <w:t>root，</w:t>
+                <w:sz w:val="18"/>
+              </w:rPr>
+              <w:t>root</w:t>
+            </w:r>
+            <w:r>
+              <w:rPr>
+                <w:sz w:val="18"/>
+              </w:rPr>
+              <w:t>，</w:t>
             </w:r>
             <w:proofErr w:type="spellStart"/>
             <w:r>
               <w:rPr>
-                <w:rFonts w:ascii="Songti SC" w:eastAsia="Songti SC" w:hAnsi="Songti SC"/>
                 <w:sz w:val="18"/>
               </w:rPr>
               <w:t>api</w:t>
@@ -3831,10 +4025,39 @@
             <w:proofErr w:type="spellEnd"/>
             <w:r>
               <w:rPr>
-                <w:rFonts w:ascii="Songti SC" w:eastAsia="Songti SC" w:hAnsi="Songti SC"/>
-                <w:sz w:val="18"/>
-              </w:rPr>
-              <w:t>，tables，rows，busy</w:t>
+                <w:sz w:val="18"/>
+              </w:rPr>
+              <w:t>，</w:t>
+            </w:r>
+            <w:r>
+              <w:rPr>
+                <w:sz w:val="18"/>
+              </w:rPr>
+              <w:t>tables</w:t>
+            </w:r>
+            <w:r>
+              <w:rPr>
+                <w:sz w:val="18"/>
+              </w:rPr>
+              <w:t>，</w:t>
+            </w:r>
+            <w:r>
+              <w:rPr>
+                <w:sz w:val="18"/>
+              </w:rPr>
+              <w:t>rows</w:t>
+            </w:r>
+            <w:r>
+              <w:rPr>
+                <w:sz w:val="18"/>
+              </w:rPr>
+              <w:t>，</w:t>
+            </w:r>
+            <w:r>
+              <w:rPr>
+                <w:sz w:val="18"/>
+              </w:rPr>
+              <w:t>busy</w:t>
             </w:r>
           </w:p>
         </w:tc>
@@ -3851,15 +4074,19 @@
             </w:pPr>
             <w:r>
               <w:rPr>
-                <w:rFonts w:ascii="Songti SC" w:eastAsia="Songti SC" w:hAnsi="Songti SC"/>
-                <w:sz w:val="18"/>
-              </w:rPr>
-              <w:t>request，</w:t>
+                <w:sz w:val="18"/>
+              </w:rPr>
+              <w:t>request</w:t>
+            </w:r>
+            <w:r>
+              <w:rPr>
+                <w:sz w:val="18"/>
+              </w:rPr>
+              <w:t>，</w:t>
             </w:r>
             <w:proofErr w:type="spellStart"/>
             <w:r>
               <w:rPr>
-                <w:rFonts w:ascii="Songti SC" w:eastAsia="Songti SC" w:hAnsi="Songti SC"/>
                 <w:sz w:val="18"/>
               </w:rPr>
               <w:t>logged_in</w:t>
@@ -3867,15 +4094,25 @@
             <w:proofErr w:type="spellEnd"/>
             <w:r>
               <w:rPr>
-                <w:rFonts w:ascii="Songti SC" w:eastAsia="Songti SC" w:hAnsi="Songti SC"/>
-                <w:sz w:val="18"/>
-              </w:rPr>
-              <w:t>，load，</w:t>
+                <w:sz w:val="18"/>
+              </w:rPr>
+              <w:t>，</w:t>
+            </w:r>
+            <w:r>
+              <w:rPr>
+                <w:sz w:val="18"/>
+              </w:rPr>
+              <w:t>load</w:t>
+            </w:r>
+            <w:r>
+              <w:rPr>
+                <w:sz w:val="18"/>
+              </w:rPr>
+              <w:t>，</w:t>
             </w:r>
             <w:proofErr w:type="spellStart"/>
             <w:r>
               <w:rPr>
-                <w:rFonts w:ascii="Songti SC" w:eastAsia="Songti SC" w:hAnsi="Songti SC"/>
                 <w:sz w:val="18"/>
               </w:rPr>
               <w:t>checkin</w:t>
@@ -3883,7 +4120,6 @@
             <w:proofErr w:type="spellEnd"/>
             <w:r>
               <w:rPr>
-                <w:rFonts w:ascii="Songti SC" w:eastAsia="Songti SC" w:hAnsi="Songti SC"/>
                 <w:sz w:val="18"/>
               </w:rPr>
               <w:t>，</w:t>
@@ -3891,7 +4127,6 @@
             <w:proofErr w:type="spellStart"/>
             <w:r>
               <w:rPr>
-                <w:rFonts w:ascii="Songti SC" w:eastAsia="Songti SC" w:hAnsi="Songti SC"/>
                 <w:sz w:val="18"/>
               </w:rPr>
               <w:t>edit_record</w:t>
@@ -3899,10 +4134,15 @@
             <w:proofErr w:type="spellEnd"/>
             <w:r>
               <w:rPr>
-                <w:rFonts w:ascii="Songti SC" w:eastAsia="Songti SC" w:hAnsi="Songti SC"/>
-                <w:sz w:val="18"/>
-              </w:rPr>
-              <w:t>，delete</w:t>
+                <w:sz w:val="18"/>
+              </w:rPr>
+              <w:t>，</w:t>
+            </w:r>
+            <w:r>
+              <w:rPr>
+                <w:sz w:val="18"/>
+              </w:rPr>
+              <w:t>delete</w:t>
             </w:r>
           </w:p>
         </w:tc>
@@ -3916,10 +4156,13 @@
           <w:p>
             <w:pPr>
               <w:jc w:val="center"/>
-            </w:pPr>
-            <w:r>
-              <w:rPr>
-                <w:rFonts w:ascii="Songti SC" w:eastAsia="Songti SC" w:hAnsi="Songti SC"/>
+              <w:rPr>
+                <w:rFonts w:ascii="宋体" w:hAnsi="宋体"/>
+              </w:rPr>
+            </w:pPr>
+            <w:r>
+              <w:rPr>
+                <w:rFonts w:ascii="宋体" w:hAnsi="宋体"/>
                 <w:sz w:val="18"/>
               </w:rPr>
               <w:t>构建桌面界面并组织交互</w:t>
@@ -3939,7 +4182,6 @@
             <w:proofErr w:type="spellStart"/>
             <w:r>
               <w:rPr>
-                <w:rFonts w:ascii="Songti SC" w:eastAsia="Songti SC" w:hAnsi="Songti SC"/>
                 <w:sz w:val="18"/>
               </w:rPr>
               <w:t>ApiClient</w:t>
@@ -3958,7 +4200,6 @@
             <w:proofErr w:type="spellStart"/>
             <w:r>
               <w:rPr>
-                <w:rFonts w:ascii="Songti SC" w:eastAsia="Songti SC" w:hAnsi="Songti SC"/>
                 <w:sz w:val="18"/>
               </w:rPr>
               <w:t>base_url</w:t>
@@ -3966,10 +4207,15 @@
             <w:proofErr w:type="spellEnd"/>
             <w:r>
               <w:rPr>
-                <w:rFonts w:ascii="Songti SC" w:eastAsia="Songti SC" w:hAnsi="Songti SC"/>
-                <w:sz w:val="18"/>
-              </w:rPr>
-              <w:t>，token</w:t>
+                <w:sz w:val="18"/>
+              </w:rPr>
+              <w:t>，</w:t>
+            </w:r>
+            <w:r>
+              <w:rPr>
+                <w:sz w:val="18"/>
+              </w:rPr>
+              <w:t>token</w:t>
             </w:r>
           </w:p>
         </w:tc>
@@ -3983,10 +4229,33 @@
             </w:pPr>
             <w:r>
               <w:rPr>
-                <w:rFonts w:ascii="Songti SC" w:eastAsia="Songti SC" w:hAnsi="Songti SC"/>
-                <w:sz w:val="18"/>
-              </w:rPr>
-              <w:t>send，health，call</w:t>
+                <w:sz w:val="18"/>
+              </w:rPr>
+              <w:t>send</w:t>
+            </w:r>
+            <w:r>
+              <w:rPr>
+                <w:sz w:val="18"/>
+              </w:rPr>
+              <w:t>，</w:t>
+            </w:r>
+            <w:r>
+              <w:rPr>
+                <w:sz w:val="18"/>
+              </w:rPr>
+              <w:t>health</w:t>
+            </w:r>
+            <w:r>
+              <w:rPr>
+                <w:sz w:val="18"/>
+              </w:rPr>
+              <w:t>，</w:t>
+            </w:r>
+            <w:r>
+              <w:rPr>
+                <w:sz w:val="18"/>
+              </w:rPr>
+              <w:t>call</w:t>
             </w:r>
           </w:p>
         </w:tc>
@@ -3997,13 +4266,29 @@
           <w:p>
             <w:pPr>
               <w:jc w:val="center"/>
-            </w:pPr>
-            <w:r>
-              <w:rPr>
-                <w:rFonts w:ascii="Songti SC" w:eastAsia="Songti SC" w:hAnsi="Songti SC"/>
-                <w:sz w:val="18"/>
-              </w:rPr>
-              <w:t>封装HTTP/JSON请求和异常</w:t>
+              <w:rPr>
+                <w:rFonts w:ascii="宋体" w:hAnsi="宋体"/>
+              </w:rPr>
+            </w:pPr>
+            <w:r>
+              <w:rPr>
+                <w:rFonts w:ascii="宋体" w:hAnsi="宋体"/>
+                <w:sz w:val="18"/>
+              </w:rPr>
+              <w:t>封装</w:t>
+            </w:r>
+            <w:r>
+              <w:rPr>
+                <w:sz w:val="18"/>
+              </w:rPr>
+              <w:t>HTTP/JSON</w:t>
+            </w:r>
+            <w:r>
+              <w:rPr>
+                <w:rFonts w:ascii="宋体" w:hAnsi="宋体"/>
+                <w:sz w:val="18"/>
+              </w:rPr>
+              <w:t>请求和异常</w:t>
             </w:r>
           </w:p>
         </w:tc>
@@ -4019,7 +4304,6 @@
             </w:pPr>
             <w:r>
               <w:rPr>
-                <w:rFonts w:ascii="Songti SC" w:eastAsia="Songti SC" w:hAnsi="Songti SC"/>
                 <w:sz w:val="18"/>
               </w:rPr>
               <w:t>HTTP Handler</w:t>
@@ -4036,7 +4320,6 @@
             </w:pPr>
             <w:r>
               <w:rPr>
-                <w:rFonts w:ascii="Songti SC" w:eastAsia="Songti SC" w:hAnsi="Songti SC"/>
                 <w:sz w:val="18"/>
               </w:rPr>
               <w:t>service</w:t>
@@ -4054,7 +4337,6 @@
             <w:proofErr w:type="spellStart"/>
             <w:r>
               <w:rPr>
-                <w:rFonts w:ascii="Songti SC" w:eastAsia="Songti SC" w:hAnsi="Songti SC"/>
                 <w:sz w:val="18"/>
               </w:rPr>
               <w:t>do_GET</w:t>
@@ -4062,7 +4344,6 @@
             <w:proofErr w:type="spellEnd"/>
             <w:r>
               <w:rPr>
-                <w:rFonts w:ascii="Songti SC" w:eastAsia="Songti SC" w:hAnsi="Songti SC"/>
                 <w:sz w:val="18"/>
               </w:rPr>
               <w:t>，</w:t>
@@ -4070,7 +4351,6 @@
             <w:proofErr w:type="spellStart"/>
             <w:r>
               <w:rPr>
-                <w:rFonts w:ascii="Songti SC" w:eastAsia="Songti SC" w:hAnsi="Songti SC"/>
                 <w:sz w:val="18"/>
               </w:rPr>
               <w:t>do_POST</w:t>
@@ -4078,15 +4358,25 @@
             <w:proofErr w:type="spellEnd"/>
             <w:r>
               <w:rPr>
-                <w:rFonts w:ascii="Songti SC" w:eastAsia="Songti SC" w:hAnsi="Songti SC"/>
-                <w:sz w:val="18"/>
-              </w:rPr>
-              <w:t>，reply，</w:t>
+                <w:sz w:val="18"/>
+              </w:rPr>
+              <w:t>，</w:t>
+            </w:r>
+            <w:r>
+              <w:rPr>
+                <w:sz w:val="18"/>
+              </w:rPr>
+              <w:t>reply</w:t>
+            </w:r>
+            <w:r>
+              <w:rPr>
+                <w:sz w:val="18"/>
+              </w:rPr>
+              <w:t>，</w:t>
             </w:r>
             <w:proofErr w:type="spellStart"/>
             <w:r>
               <w:rPr>
-                <w:rFonts w:ascii="Songti SC" w:eastAsia="Songti SC" w:hAnsi="Songti SC"/>
                 <w:sz w:val="18"/>
               </w:rPr>
               <w:t>reply_home</w:t>
@@ -4101,10 +4391,13 @@
           <w:p>
             <w:pPr>
               <w:jc w:val="center"/>
-            </w:pPr>
-            <w:r>
-              <w:rPr>
-                <w:rFonts w:ascii="Songti SC" w:eastAsia="Songti SC" w:hAnsi="Songti SC"/>
+              <w:rPr>
+                <w:rFonts w:ascii="宋体" w:hAnsi="宋体"/>
+              </w:rPr>
+            </w:pPr>
+            <w:r>
+              <w:rPr>
+                <w:rFonts w:ascii="宋体" w:hAnsi="宋体"/>
                 <w:sz w:val="18"/>
               </w:rPr>
               <w:t>解析请求、分发动作和映射状态码</w:t>
@@ -4124,7 +4417,6 @@
             <w:proofErr w:type="spellStart"/>
             <w:r>
               <w:rPr>
-                <w:rFonts w:ascii="Songti SC" w:eastAsia="Songti SC" w:hAnsi="Songti SC"/>
                 <w:sz w:val="18"/>
               </w:rPr>
               <w:t>LearningService</w:t>
@@ -4143,7 +4435,6 @@
             <w:proofErr w:type="spellStart"/>
             <w:r>
               <w:rPr>
-                <w:rFonts w:ascii="Songti SC" w:eastAsia="Songti SC" w:hAnsi="Songti SC"/>
                 <w:sz w:val="18"/>
               </w:rPr>
               <w:t>db_path</w:t>
@@ -4151,15 +4442,25 @@
             <w:proofErr w:type="spellEnd"/>
             <w:r>
               <w:rPr>
-                <w:rFonts w:ascii="Songti SC" w:eastAsia="Songti SC" w:hAnsi="Songti SC"/>
-                <w:sz w:val="18"/>
-              </w:rPr>
-              <w:t>，sessions，</w:t>
+                <w:sz w:val="18"/>
+              </w:rPr>
+              <w:t>，</w:t>
+            </w:r>
+            <w:r>
+              <w:rPr>
+                <w:sz w:val="18"/>
+              </w:rPr>
+              <w:t>sessions</w:t>
+            </w:r>
+            <w:r>
+              <w:rPr>
+                <w:sz w:val="18"/>
+              </w:rPr>
+              <w:t>，</w:t>
             </w:r>
             <w:proofErr w:type="spellStart"/>
             <w:r>
               <w:rPr>
-                <w:rFonts w:ascii="Songti SC" w:eastAsia="Songti SC" w:hAnsi="Songti SC"/>
                 <w:sz w:val="18"/>
               </w:rPr>
               <w:t>session_lock</w:t>
@@ -4177,10 +4478,21 @@
             </w:pPr>
             <w:r>
               <w:rPr>
-                <w:rFonts w:ascii="Songti SC" w:eastAsia="Songti SC" w:hAnsi="Songti SC"/>
-                <w:sz w:val="18"/>
-              </w:rPr>
-              <w:t>profile，handle</w:t>
+                <w:sz w:val="18"/>
+              </w:rPr>
+              <w:t>profile</w:t>
+            </w:r>
+            <w:r>
+              <w:rPr>
+                <w:sz w:val="18"/>
+              </w:rPr>
+              <w:t>，</w:t>
+            </w:r>
+            <w:r>
+              <w:rPr>
+                <w:sz w:val="18"/>
+              </w:rPr>
+              <w:t>handle</w:t>
             </w:r>
           </w:p>
         </w:tc>
@@ -4191,10 +4503,13 @@
           <w:p>
             <w:pPr>
               <w:jc w:val="center"/>
-            </w:pPr>
-            <w:r>
-              <w:rPr>
-                <w:rFonts w:ascii="Songti SC" w:eastAsia="Songti SC" w:hAnsi="Songti SC"/>
+              <w:rPr>
+                <w:rFonts w:ascii="宋体" w:hAnsi="宋体"/>
+              </w:rPr>
+            </w:pPr>
+            <w:r>
+              <w:rPr>
+                <w:rFonts w:ascii="宋体" w:hAnsi="宋体"/>
                 <w:sz w:val="18"/>
               </w:rPr>
               <w:t>执行业务规则、会话和权限校验</w:t>
@@ -4210,13 +4525,22 @@
           <w:p>
             <w:pPr>
               <w:jc w:val="center"/>
-            </w:pPr>
-            <w:r>
-              <w:rPr>
-                <w:rFonts w:ascii="Songti SC" w:eastAsia="Songti SC" w:hAnsi="Songti SC"/>
-                <w:sz w:val="18"/>
-              </w:rPr>
-              <w:t>database模块</w:t>
+              <w:rPr>
+                <w:rFonts w:ascii="宋体" w:hAnsi="宋体"/>
+              </w:rPr>
+            </w:pPr>
+            <w:r>
+              <w:rPr>
+                <w:sz w:val="18"/>
+              </w:rPr>
+              <w:t>database</w:t>
+            </w:r>
+            <w:r>
+              <w:rPr>
+                <w:rFonts w:ascii="宋体" w:hAnsi="宋体"/>
+                <w:sz w:val="18"/>
+              </w:rPr>
+              <w:t>模块</w:t>
             </w:r>
           </w:p>
         </w:tc>
@@ -4230,7 +4554,6 @@
             </w:pPr>
             <w:r>
               <w:rPr>
-                <w:rFonts w:ascii="Songti SC" w:eastAsia="Songti SC" w:hAnsi="Songti SC"/>
                 <w:sz w:val="18"/>
               </w:rPr>
               <w:t>DEFAULT_DB</w:t>
@@ -4247,10 +4570,21 @@
             </w:pPr>
             <w:r>
               <w:rPr>
-                <w:rFonts w:ascii="Songti SC" w:eastAsia="Songti SC" w:hAnsi="Songti SC"/>
-                <w:sz w:val="18"/>
-              </w:rPr>
-              <w:t>connect，initialize</w:t>
+                <w:sz w:val="18"/>
+              </w:rPr>
+              <w:t>connect</w:t>
+            </w:r>
+            <w:r>
+              <w:rPr>
+                <w:sz w:val="18"/>
+              </w:rPr>
+              <w:t>，</w:t>
+            </w:r>
+            <w:r>
+              <w:rPr>
+                <w:sz w:val="18"/>
+              </w:rPr>
+              <w:t>initialize</w:t>
             </w:r>
           </w:p>
         </w:tc>
@@ -4261,13 +4595,29 @@
           <w:p>
             <w:pPr>
               <w:jc w:val="center"/>
-            </w:pPr>
-            <w:r>
-              <w:rPr>
-                <w:rFonts w:ascii="Songti SC" w:eastAsia="Songti SC" w:hAnsi="Songti SC"/>
-                <w:sz w:val="18"/>
-              </w:rPr>
-              <w:t>建立SQLite连接、事务和表结构</w:t>
+              <w:rPr>
+                <w:rFonts w:ascii="宋体" w:hAnsi="宋体"/>
+              </w:rPr>
+            </w:pPr>
+            <w:r>
+              <w:rPr>
+                <w:rFonts w:ascii="宋体" w:hAnsi="宋体"/>
+                <w:sz w:val="18"/>
+              </w:rPr>
+              <w:t>建立</w:t>
+            </w:r>
+            <w:r>
+              <w:rPr>
+                <w:sz w:val="18"/>
+              </w:rPr>
+              <w:t>SQLite</w:t>
+            </w:r>
+            <w:r>
+              <w:rPr>
+                <w:rFonts w:ascii="宋体" w:hAnsi="宋体"/>
+                <w:sz w:val="18"/>
+              </w:rPr>
+              <w:t>连接、事务和表结构</w:t>
             </w:r>
           </w:p>
         </w:tc>
@@ -4428,7 +4778,7 @@
         <w:ind w:firstLine="360"/>
         <w:jc w:val="center"/>
         <w:rPr>
-          <w:rFonts w:ascii="黑体" w:eastAsia="黑体" w:hAnsi="黑体" w:hint="eastAsia"/>
+          <w:rFonts w:ascii="黑体" w:eastAsia="黑体" w:hAnsi="黑体"/>
           <w:sz w:val="18"/>
           <w:szCs w:val="18"/>
         </w:rPr>
@@ -4569,7 +4919,7 @@
         <w:ind w:firstLine="360"/>
         <w:jc w:val="center"/>
         <w:rPr>
-          <w:rFonts w:ascii="黑体" w:eastAsia="黑体" w:hAnsi="黑体" w:hint="eastAsia"/>
+          <w:rFonts w:ascii="黑体" w:eastAsia="黑体" w:hAnsi="黑体"/>
           <w:sz w:val="18"/>
           <w:szCs w:val="18"/>
         </w:rPr>
@@ -4600,9 +4950,6 @@
       <w:pPr>
         <w:pStyle w:val="af2"/>
         <w:ind w:firstLine="420"/>
-        <w:rPr>
-          <w:rFonts w:hint="eastAsia"/>
-        </w:rPr>
       </w:pPr>
     </w:p>
     <w:p>
@@ -4683,7 +5030,7 @@
         <w:ind w:firstLine="360"/>
         <w:jc w:val="center"/>
         <w:rPr>
-          <w:rFonts w:ascii="黑体" w:eastAsia="黑体" w:hAnsi="黑体" w:hint="eastAsia"/>
+          <w:rFonts w:ascii="黑体" w:eastAsia="黑体" w:hAnsi="黑体"/>
           <w:sz w:val="18"/>
           <w:szCs w:val="18"/>
         </w:rPr>
@@ -4716,9 +5063,6 @@
         <w:spacing w:line="240" w:lineRule="auto"/>
         <w:ind w:firstLine="420"/>
         <w:jc w:val="center"/>
-        <w:rPr>
-          <w:rFonts w:hint="eastAsia"/>
-        </w:rPr>
       </w:pPr>
       <w:r>
         <w:rPr>
@@ -4792,7 +5136,7 @@
         <w:ind w:firstLine="360"/>
         <w:jc w:val="center"/>
         <w:rPr>
-          <w:rFonts w:ascii="黑体" w:eastAsia="黑体" w:hAnsi="黑体" w:hint="eastAsia"/>
+          <w:rFonts w:ascii="黑体" w:eastAsia="黑体" w:hAnsi="黑体"/>
           <w:sz w:val="18"/>
           <w:szCs w:val="18"/>
         </w:rPr>
@@ -4829,9 +5173,6 @@
       <w:pPr>
         <w:pStyle w:val="af2"/>
         <w:ind w:firstLine="420"/>
-        <w:rPr>
-          <w:rFonts w:hint="eastAsia"/>
-        </w:rPr>
       </w:pPr>
     </w:p>
     <w:p>
@@ -4912,7 +5253,7 @@
         <w:ind w:firstLine="360"/>
         <w:jc w:val="center"/>
         <w:rPr>
-          <w:rFonts w:ascii="黑体" w:eastAsia="黑体" w:hAnsi="黑体" w:hint="eastAsia"/>
+          <w:rFonts w:ascii="黑体" w:eastAsia="黑体" w:hAnsi="黑体"/>
           <w:sz w:val="18"/>
           <w:szCs w:val="18"/>
         </w:rPr>
@@ -5058,7 +5399,7 @@
         <w:ind w:firstLine="360"/>
         <w:jc w:val="center"/>
         <w:rPr>
-          <w:rFonts w:ascii="黑体" w:eastAsia="黑体" w:hAnsi="黑体" w:hint="eastAsia"/>
+          <w:rFonts w:ascii="黑体" w:eastAsia="黑体" w:hAnsi="黑体"/>
           <w:sz w:val="18"/>
           <w:szCs w:val="18"/>
         </w:rPr>
@@ -5069,9 +5410,6 @@
         <w:pStyle w:val="af3"/>
         <w:spacing w:before="240" w:after="240"/>
         <w:ind w:firstLineChars="0" w:firstLine="0"/>
-        <w:rPr>
-          <w:rFonts w:hint="eastAsia"/>
-        </w:rPr>
       </w:pPr>
       <w:r>
         <w:t xml:space="preserve">2.3.2 </w:t>
@@ -5327,9 +5665,6 @@
       <w:pPr>
         <w:pStyle w:val="af2"/>
         <w:ind w:firstLine="420"/>
-        <w:rPr>
-          <w:rFonts w:hint="eastAsia"/>
-        </w:rPr>
       </w:pPr>
     </w:p>
     <w:p>
@@ -5401,11 +5736,15 @@
           <w:p>
             <w:pPr>
               <w:jc w:val="center"/>
-            </w:pPr>
-            <w:r>
-              <w:rPr>
-                <w:rFonts w:ascii="Songti SC" w:eastAsia="Songti SC" w:hAnsi="Songti SC"/>
-                <w:b/>
+              <w:rPr>
+                <w:rFonts w:ascii="宋体" w:hAnsi="宋体"/>
+                <w:bCs/>
+              </w:rPr>
+            </w:pPr>
+            <w:r>
+              <w:rPr>
+                <w:rFonts w:ascii="宋体" w:hAnsi="宋体"/>
+                <w:bCs/>
                 <w:sz w:val="18"/>
               </w:rPr>
               <w:t>字段名</w:t>
@@ -5426,11 +5765,15 @@
           <w:p>
             <w:pPr>
               <w:jc w:val="center"/>
-            </w:pPr>
-            <w:r>
-              <w:rPr>
-                <w:rFonts w:ascii="Songti SC" w:eastAsia="Songti SC" w:hAnsi="Songti SC"/>
-                <w:b/>
+              <w:rPr>
+                <w:rFonts w:ascii="宋体" w:hAnsi="宋体"/>
+                <w:bCs/>
+              </w:rPr>
+            </w:pPr>
+            <w:r>
+              <w:rPr>
+                <w:rFonts w:ascii="宋体" w:hAnsi="宋体"/>
+                <w:bCs/>
                 <w:sz w:val="18"/>
               </w:rPr>
               <w:t>数据类型</w:t>
@@ -5451,11 +5794,15 @@
           <w:p>
             <w:pPr>
               <w:jc w:val="center"/>
-            </w:pPr>
-            <w:r>
-              <w:rPr>
-                <w:rFonts w:ascii="Songti SC" w:eastAsia="Songti SC" w:hAnsi="Songti SC"/>
-                <w:b/>
+              <w:rPr>
+                <w:rFonts w:ascii="宋体" w:hAnsi="宋体"/>
+                <w:bCs/>
+              </w:rPr>
+            </w:pPr>
+            <w:r>
+              <w:rPr>
+                <w:rFonts w:ascii="宋体" w:hAnsi="宋体"/>
+                <w:bCs/>
                 <w:sz w:val="18"/>
               </w:rPr>
               <w:t>约束</w:t>
@@ -5476,11 +5823,15 @@
           <w:p>
             <w:pPr>
               <w:jc w:val="center"/>
-            </w:pPr>
-            <w:r>
-              <w:rPr>
-                <w:rFonts w:ascii="Songti SC" w:eastAsia="Songti SC" w:hAnsi="Songti SC"/>
-                <w:b/>
+              <w:rPr>
+                <w:rFonts w:ascii="宋体" w:hAnsi="宋体"/>
+                <w:bCs/>
+              </w:rPr>
+            </w:pPr>
+            <w:r>
+              <w:rPr>
+                <w:rFonts w:ascii="宋体" w:hAnsi="宋体"/>
+                <w:bCs/>
                 <w:sz w:val="18"/>
               </w:rPr>
               <w:t>说明</w:t>
@@ -5507,10 +5858,12 @@
           <w:p>
             <w:pPr>
               <w:jc w:val="center"/>
-            </w:pPr>
-            <w:r>
-              <w:rPr>
-                <w:rFonts w:ascii="Songti SC" w:eastAsia="Songti SC" w:hAnsi="Songti SC"/>
+              <w:rPr>
+                <w:sz w:val="18"/>
+              </w:rPr>
+            </w:pPr>
+            <w:r>
+              <w:rPr>
                 <w:sz w:val="18"/>
               </w:rPr>
               <w:t>id</w:t>
@@ -5531,10 +5884,12 @@
           <w:p>
             <w:pPr>
               <w:jc w:val="center"/>
-            </w:pPr>
-            <w:r>
-              <w:rPr>
-                <w:rFonts w:ascii="Songti SC" w:eastAsia="Songti SC" w:hAnsi="Songti SC"/>
+              <w:rPr>
+                <w:sz w:val="18"/>
+              </w:rPr>
+            </w:pPr>
+            <w:r>
+              <w:rPr>
                 <w:sz w:val="18"/>
               </w:rPr>
               <w:t>INTEGER</w:t>
@@ -5555,10 +5910,13 @@
           <w:p>
             <w:pPr>
               <w:jc w:val="center"/>
-            </w:pPr>
-            <w:r>
-              <w:rPr>
-                <w:rFonts w:ascii="Songti SC" w:eastAsia="Songti SC" w:hAnsi="Songti SC"/>
+              <w:rPr>
+                <w:rFonts w:ascii="宋体" w:hAnsi="宋体"/>
+              </w:rPr>
+            </w:pPr>
+            <w:r>
+              <w:rPr>
+                <w:rFonts w:ascii="宋体" w:hAnsi="宋体"/>
                 <w:sz w:val="18"/>
               </w:rPr>
               <w:t>主键，自增</w:t>
@@ -5579,10 +5937,13 @@
           <w:p>
             <w:pPr>
               <w:jc w:val="center"/>
-            </w:pPr>
-            <w:r>
-              <w:rPr>
-                <w:rFonts w:ascii="Songti SC" w:eastAsia="Songti SC" w:hAnsi="Songti SC"/>
+              <w:rPr>
+                <w:rFonts w:ascii="宋体" w:hAnsi="宋体"/>
+              </w:rPr>
+            </w:pPr>
+            <w:r>
+              <w:rPr>
+                <w:rFonts w:ascii="宋体" w:hAnsi="宋体"/>
                 <w:sz w:val="18"/>
               </w:rPr>
               <w:t>普通用户编号</w:t>
@@ -5609,10 +5970,12 @@
           <w:p>
             <w:pPr>
               <w:jc w:val="center"/>
-            </w:pPr>
-            <w:r>
-              <w:rPr>
-                <w:rFonts w:ascii="Songti SC" w:eastAsia="Songti SC" w:hAnsi="Songti SC"/>
+              <w:rPr>
+                <w:sz w:val="18"/>
+              </w:rPr>
+            </w:pPr>
+            <w:r>
+              <w:rPr>
                 <w:sz w:val="18"/>
               </w:rPr>
               <w:t>username</w:t>
@@ -5633,10 +5996,12 @@
           <w:p>
             <w:pPr>
               <w:jc w:val="center"/>
-            </w:pPr>
-            <w:r>
-              <w:rPr>
-                <w:rFonts w:ascii="Songti SC" w:eastAsia="Songti SC" w:hAnsi="Songti SC"/>
+              <w:rPr>
+                <w:sz w:val="18"/>
+              </w:rPr>
+            </w:pPr>
+            <w:r>
+              <w:rPr>
                 <w:sz w:val="18"/>
               </w:rPr>
               <w:t>TEXT</w:t>
@@ -5657,10 +6022,13 @@
           <w:p>
             <w:pPr>
               <w:jc w:val="center"/>
-            </w:pPr>
-            <w:r>
-              <w:rPr>
-                <w:rFonts w:ascii="Songti SC" w:eastAsia="Songti SC" w:hAnsi="Songti SC"/>
+              <w:rPr>
+                <w:rFonts w:ascii="宋体" w:hAnsi="宋体"/>
+              </w:rPr>
+            </w:pPr>
+            <w:r>
+              <w:rPr>
+                <w:rFonts w:ascii="宋体" w:hAnsi="宋体"/>
                 <w:sz w:val="18"/>
               </w:rPr>
               <w:t>非空、唯一</w:t>
@@ -5681,10 +6049,13 @@
           <w:p>
             <w:pPr>
               <w:jc w:val="center"/>
-            </w:pPr>
-            <w:r>
-              <w:rPr>
-                <w:rFonts w:ascii="Songti SC" w:eastAsia="Songti SC" w:hAnsi="Songti SC"/>
+              <w:rPr>
+                <w:rFonts w:ascii="宋体" w:hAnsi="宋体"/>
+              </w:rPr>
+            </w:pPr>
+            <w:r>
+              <w:rPr>
+                <w:rFonts w:ascii="宋体" w:hAnsi="宋体"/>
                 <w:sz w:val="18"/>
               </w:rPr>
               <w:t>用户名</w:t>
@@ -5711,11 +6082,13 @@
           <w:p>
             <w:pPr>
               <w:jc w:val="center"/>
+              <w:rPr>
+                <w:sz w:val="18"/>
+              </w:rPr>
             </w:pPr>
             <w:proofErr w:type="spellStart"/>
             <w:r>
               <w:rPr>
-                <w:rFonts w:ascii="Songti SC" w:eastAsia="Songti SC" w:hAnsi="Songti SC"/>
                 <w:sz w:val="18"/>
               </w:rPr>
               <w:t>password_hash</w:t>
@@ -5737,10 +6110,12 @@
           <w:p>
             <w:pPr>
               <w:jc w:val="center"/>
-            </w:pPr>
-            <w:r>
-              <w:rPr>
-                <w:rFonts w:ascii="Songti SC" w:eastAsia="Songti SC" w:hAnsi="Songti SC"/>
+              <w:rPr>
+                <w:sz w:val="18"/>
+              </w:rPr>
+            </w:pPr>
+            <w:r>
+              <w:rPr>
                 <w:sz w:val="18"/>
               </w:rPr>
               <w:t>TEXT</w:t>
@@ -5761,10 +6136,13 @@
           <w:p>
             <w:pPr>
               <w:jc w:val="center"/>
-            </w:pPr>
-            <w:r>
-              <w:rPr>
-                <w:rFonts w:ascii="Songti SC" w:eastAsia="Songti SC" w:hAnsi="Songti SC"/>
+              <w:rPr>
+                <w:rFonts w:ascii="宋体" w:hAnsi="宋体"/>
+              </w:rPr>
+            </w:pPr>
+            <w:r>
+              <w:rPr>
+                <w:rFonts w:ascii="宋体" w:hAnsi="宋体"/>
                 <w:sz w:val="18"/>
               </w:rPr>
               <w:t>非空</w:t>
@@ -5785,10 +6163,13 @@
           <w:p>
             <w:pPr>
               <w:jc w:val="center"/>
-            </w:pPr>
-            <w:r>
-              <w:rPr>
-                <w:rFonts w:ascii="Songti SC" w:eastAsia="Songti SC" w:hAnsi="Songti SC"/>
+              <w:rPr>
+                <w:rFonts w:ascii="宋体" w:hAnsi="宋体"/>
+              </w:rPr>
+            </w:pPr>
+            <w:r>
+              <w:rPr>
+                <w:rFonts w:ascii="宋体" w:hAnsi="宋体"/>
                 <w:sz w:val="18"/>
               </w:rPr>
               <w:t>密码摘要</w:t>
@@ -5815,10 +6196,12 @@
           <w:p>
             <w:pPr>
               <w:jc w:val="center"/>
-            </w:pPr>
-            <w:r>
-              <w:rPr>
-                <w:rFonts w:ascii="Songti SC" w:eastAsia="Songti SC" w:hAnsi="Songti SC"/>
+              <w:rPr>
+                <w:sz w:val="18"/>
+              </w:rPr>
+            </w:pPr>
+            <w:r>
+              <w:rPr>
                 <w:sz w:val="18"/>
               </w:rPr>
               <w:t>salt</w:t>
@@ -5839,10 +6222,12 @@
           <w:p>
             <w:pPr>
               <w:jc w:val="center"/>
-            </w:pPr>
-            <w:r>
-              <w:rPr>
-                <w:rFonts w:ascii="Songti SC" w:eastAsia="Songti SC" w:hAnsi="Songti SC"/>
+              <w:rPr>
+                <w:sz w:val="18"/>
+              </w:rPr>
+            </w:pPr>
+            <w:r>
+              <w:rPr>
                 <w:sz w:val="18"/>
               </w:rPr>
               <w:t>TEXT</w:t>
@@ -5863,10 +6248,13 @@
           <w:p>
             <w:pPr>
               <w:jc w:val="center"/>
-            </w:pPr>
-            <w:r>
-              <w:rPr>
-                <w:rFonts w:ascii="Songti SC" w:eastAsia="Songti SC" w:hAnsi="Songti SC"/>
+              <w:rPr>
+                <w:rFonts w:ascii="宋体" w:hAnsi="宋体"/>
+              </w:rPr>
+            </w:pPr>
+            <w:r>
+              <w:rPr>
+                <w:rFonts w:ascii="宋体" w:hAnsi="宋体"/>
                 <w:sz w:val="18"/>
               </w:rPr>
               <w:t>非空</w:t>
@@ -5887,10 +6275,13 @@
           <w:p>
             <w:pPr>
               <w:jc w:val="center"/>
-            </w:pPr>
-            <w:r>
-              <w:rPr>
-                <w:rFonts w:ascii="Songti SC" w:eastAsia="Songti SC" w:hAnsi="Songti SC"/>
+              <w:rPr>
+                <w:rFonts w:ascii="宋体" w:hAnsi="宋体"/>
+              </w:rPr>
+            </w:pPr>
+            <w:r>
+              <w:rPr>
+                <w:rFonts w:ascii="宋体" w:hAnsi="宋体"/>
                 <w:sz w:val="18"/>
               </w:rPr>
               <w:t>随机盐</w:t>
@@ -5982,6 +6373,12 @@
         <w:rPr>
           <w:rFonts w:hint="eastAsia"/>
         </w:rPr>
+      </w:pPr>
+    </w:p>
+    <w:p>
+      <w:pPr>
+        <w:pStyle w:val="af2"/>
+        <w:ind w:firstLine="420"/>
       </w:pPr>
     </w:p>
     <w:p>
@@ -6054,11 +6451,15 @@
           <w:p>
             <w:pPr>
               <w:jc w:val="center"/>
-            </w:pPr>
-            <w:r>
-              <w:rPr>
-                <w:rFonts w:ascii="Songti SC" w:eastAsia="Songti SC" w:hAnsi="Songti SC"/>
-                <w:b/>
+              <w:rPr>
+                <w:rFonts w:ascii="宋体" w:hAnsi="宋体"/>
+                <w:bCs/>
+              </w:rPr>
+            </w:pPr>
+            <w:r>
+              <w:rPr>
+                <w:rFonts w:ascii="宋体" w:hAnsi="宋体"/>
+                <w:bCs/>
                 <w:sz w:val="18"/>
               </w:rPr>
               <w:t>字段名</w:t>
@@ -6079,11 +6480,15 @@
           <w:p>
             <w:pPr>
               <w:jc w:val="center"/>
-            </w:pPr>
-            <w:r>
-              <w:rPr>
-                <w:rFonts w:ascii="Songti SC" w:eastAsia="Songti SC" w:hAnsi="Songti SC"/>
-                <w:b/>
+              <w:rPr>
+                <w:rFonts w:ascii="宋体" w:hAnsi="宋体"/>
+                <w:bCs/>
+              </w:rPr>
+            </w:pPr>
+            <w:r>
+              <w:rPr>
+                <w:rFonts w:ascii="宋体" w:hAnsi="宋体"/>
+                <w:bCs/>
                 <w:sz w:val="18"/>
               </w:rPr>
               <w:t>数据类型</w:t>
@@ -6104,11 +6509,15 @@
           <w:p>
             <w:pPr>
               <w:jc w:val="center"/>
-            </w:pPr>
-            <w:r>
-              <w:rPr>
-                <w:rFonts w:ascii="Songti SC" w:eastAsia="Songti SC" w:hAnsi="Songti SC"/>
-                <w:b/>
+              <w:rPr>
+                <w:rFonts w:ascii="宋体" w:hAnsi="宋体"/>
+                <w:bCs/>
+              </w:rPr>
+            </w:pPr>
+            <w:r>
+              <w:rPr>
+                <w:rFonts w:ascii="宋体" w:hAnsi="宋体"/>
+                <w:bCs/>
                 <w:sz w:val="18"/>
               </w:rPr>
               <w:t>约束</w:t>
@@ -6129,11 +6538,15 @@
           <w:p>
             <w:pPr>
               <w:jc w:val="center"/>
-            </w:pPr>
-            <w:r>
-              <w:rPr>
-                <w:rFonts w:ascii="Songti SC" w:eastAsia="Songti SC" w:hAnsi="Songti SC"/>
-                <w:b/>
+              <w:rPr>
+                <w:rFonts w:ascii="宋体" w:hAnsi="宋体"/>
+                <w:bCs/>
+              </w:rPr>
+            </w:pPr>
+            <w:r>
+              <w:rPr>
+                <w:rFonts w:ascii="宋体" w:hAnsi="宋体"/>
+                <w:bCs/>
                 <w:sz w:val="18"/>
               </w:rPr>
               <w:t>说明</w:t>
@@ -6160,10 +6573,12 @@
           <w:p>
             <w:pPr>
               <w:jc w:val="center"/>
-            </w:pPr>
-            <w:r>
-              <w:rPr>
-                <w:rFonts w:ascii="Songti SC" w:eastAsia="Songti SC" w:hAnsi="Songti SC"/>
+              <w:rPr>
+                <w:sz w:val="18"/>
+              </w:rPr>
+            </w:pPr>
+            <w:r>
+              <w:rPr>
                 <w:sz w:val="18"/>
               </w:rPr>
               <w:t>id</w:t>
@@ -6184,10 +6599,12 @@
           <w:p>
             <w:pPr>
               <w:jc w:val="center"/>
-            </w:pPr>
-            <w:r>
-              <w:rPr>
-                <w:rFonts w:ascii="Songti SC" w:eastAsia="Songti SC" w:hAnsi="Songti SC"/>
+              <w:rPr>
+                <w:sz w:val="18"/>
+              </w:rPr>
+            </w:pPr>
+            <w:r>
+              <w:rPr>
                 <w:sz w:val="18"/>
               </w:rPr>
               <w:t>INTEGER</w:t>
@@ -6208,10 +6625,13 @@
           <w:p>
             <w:pPr>
               <w:jc w:val="center"/>
-            </w:pPr>
-            <w:r>
-              <w:rPr>
-                <w:rFonts w:ascii="Songti SC" w:eastAsia="Songti SC" w:hAnsi="Songti SC"/>
+              <w:rPr>
+                <w:rFonts w:ascii="宋体" w:hAnsi="宋体"/>
+              </w:rPr>
+            </w:pPr>
+            <w:r>
+              <w:rPr>
+                <w:rFonts w:ascii="宋体" w:hAnsi="宋体"/>
                 <w:sz w:val="18"/>
               </w:rPr>
               <w:t>主键，自增</w:t>
@@ -6232,10 +6652,13 @@
           <w:p>
             <w:pPr>
               <w:jc w:val="center"/>
-            </w:pPr>
-            <w:r>
-              <w:rPr>
-                <w:rFonts w:ascii="Songti SC" w:eastAsia="Songti SC" w:hAnsi="Songti SC"/>
+              <w:rPr>
+                <w:rFonts w:ascii="宋体" w:hAnsi="宋体"/>
+              </w:rPr>
+            </w:pPr>
+            <w:r>
+              <w:rPr>
+                <w:rFonts w:ascii="宋体" w:hAnsi="宋体"/>
                 <w:sz w:val="18"/>
               </w:rPr>
               <w:t>景点编号</w:t>
@@ -6262,10 +6685,12 @@
           <w:p>
             <w:pPr>
               <w:jc w:val="center"/>
-            </w:pPr>
-            <w:r>
-              <w:rPr>
-                <w:rFonts w:ascii="Songti SC" w:eastAsia="Songti SC" w:hAnsi="Songti SC"/>
+              <w:rPr>
+                <w:sz w:val="18"/>
+              </w:rPr>
+            </w:pPr>
+            <w:r>
+              <w:rPr>
                 <w:sz w:val="18"/>
               </w:rPr>
               <w:t>name</w:t>
@@ -6286,10 +6711,12 @@
           <w:p>
             <w:pPr>
               <w:jc w:val="center"/>
-            </w:pPr>
-            <w:r>
-              <w:rPr>
-                <w:rFonts w:ascii="Songti SC" w:eastAsia="Songti SC" w:hAnsi="Songti SC"/>
+              <w:rPr>
+                <w:sz w:val="18"/>
+              </w:rPr>
+            </w:pPr>
+            <w:r>
+              <w:rPr>
                 <w:sz w:val="18"/>
               </w:rPr>
               <w:t>TEXT</w:t>
@@ -6310,10 +6737,13 @@
           <w:p>
             <w:pPr>
               <w:jc w:val="center"/>
-            </w:pPr>
-            <w:r>
-              <w:rPr>
-                <w:rFonts w:ascii="Songti SC" w:eastAsia="Songti SC" w:hAnsi="Songti SC"/>
+              <w:rPr>
+                <w:rFonts w:ascii="宋体" w:hAnsi="宋体"/>
+              </w:rPr>
+            </w:pPr>
+            <w:r>
+              <w:rPr>
+                <w:rFonts w:ascii="宋体" w:hAnsi="宋体"/>
                 <w:sz w:val="18"/>
               </w:rPr>
               <w:t>非空</w:t>
@@ -6334,10 +6764,13 @@
           <w:p>
             <w:pPr>
               <w:jc w:val="center"/>
-            </w:pPr>
-            <w:r>
-              <w:rPr>
-                <w:rFonts w:ascii="Songti SC" w:eastAsia="Songti SC" w:hAnsi="Songti SC"/>
+              <w:rPr>
+                <w:rFonts w:ascii="宋体" w:hAnsi="宋体"/>
+              </w:rPr>
+            </w:pPr>
+            <w:r>
+              <w:rPr>
+                <w:rFonts w:ascii="宋体" w:hAnsi="宋体"/>
                 <w:sz w:val="18"/>
               </w:rPr>
               <w:t>景点名称</w:t>
@@ -6364,10 +6797,12 @@
           <w:p>
             <w:pPr>
               <w:jc w:val="center"/>
-            </w:pPr>
-            <w:r>
-              <w:rPr>
-                <w:rFonts w:ascii="Songti SC" w:eastAsia="Songti SC" w:hAnsi="Songti SC"/>
+              <w:rPr>
+                <w:sz w:val="18"/>
+              </w:rPr>
+            </w:pPr>
+            <w:r>
+              <w:rPr>
                 <w:sz w:val="18"/>
               </w:rPr>
               <w:t>location</w:t>
@@ -6388,10 +6823,12 @@
           <w:p>
             <w:pPr>
               <w:jc w:val="center"/>
-            </w:pPr>
-            <w:r>
-              <w:rPr>
-                <w:rFonts w:ascii="Songti SC" w:eastAsia="Songti SC" w:hAnsi="Songti SC"/>
+              <w:rPr>
+                <w:sz w:val="18"/>
+              </w:rPr>
+            </w:pPr>
+            <w:r>
+              <w:rPr>
                 <w:sz w:val="18"/>
               </w:rPr>
               <w:t>TEXT</w:t>
@@ -6412,10 +6849,13 @@
           <w:p>
             <w:pPr>
               <w:jc w:val="center"/>
-            </w:pPr>
-            <w:r>
-              <w:rPr>
-                <w:rFonts w:ascii="Songti SC" w:eastAsia="Songti SC" w:hAnsi="Songti SC"/>
+              <w:rPr>
+                <w:rFonts w:ascii="宋体" w:hAnsi="宋体"/>
+              </w:rPr>
+            </w:pPr>
+            <w:r>
+              <w:rPr>
+                <w:rFonts w:ascii="宋体" w:hAnsi="宋体"/>
                 <w:sz w:val="18"/>
               </w:rPr>
               <w:t>非空</w:t>
@@ -6436,10 +6876,13 @@
           <w:p>
             <w:pPr>
               <w:jc w:val="center"/>
-            </w:pPr>
-            <w:r>
-              <w:rPr>
-                <w:rFonts w:ascii="Songti SC" w:eastAsia="Songti SC" w:hAnsi="Songti SC"/>
+              <w:rPr>
+                <w:rFonts w:ascii="宋体" w:hAnsi="宋体"/>
+              </w:rPr>
+            </w:pPr>
+            <w:r>
+              <w:rPr>
+                <w:rFonts w:ascii="宋体" w:hAnsi="宋体"/>
                 <w:sz w:val="18"/>
               </w:rPr>
               <w:t>景点位置</w:t>
@@ -6466,10 +6909,12 @@
           <w:p>
             <w:pPr>
               <w:jc w:val="center"/>
-            </w:pPr>
-            <w:r>
-              <w:rPr>
-                <w:rFonts w:ascii="Songti SC" w:eastAsia="Songti SC" w:hAnsi="Songti SC"/>
+              <w:rPr>
+                <w:sz w:val="18"/>
+              </w:rPr>
+            </w:pPr>
+            <w:r>
+              <w:rPr>
                 <w:sz w:val="18"/>
               </w:rPr>
               <w:t>history</w:t>
@@ -6490,10 +6935,12 @@
           <w:p>
             <w:pPr>
               <w:jc w:val="center"/>
-            </w:pPr>
-            <w:r>
-              <w:rPr>
-                <w:rFonts w:ascii="Songti SC" w:eastAsia="Songti SC" w:hAnsi="Songti SC"/>
+              <w:rPr>
+                <w:sz w:val="18"/>
+              </w:rPr>
+            </w:pPr>
+            <w:r>
+              <w:rPr>
                 <w:sz w:val="18"/>
               </w:rPr>
               <w:t>TEXT</w:t>
@@ -6514,10 +6961,13 @@
           <w:p>
             <w:pPr>
               <w:jc w:val="center"/>
-            </w:pPr>
-            <w:r>
-              <w:rPr>
-                <w:rFonts w:ascii="Songti SC" w:eastAsia="Songti SC" w:hAnsi="Songti SC"/>
+              <w:rPr>
+                <w:rFonts w:ascii="宋体" w:hAnsi="宋体"/>
+              </w:rPr>
+            </w:pPr>
+            <w:r>
+              <w:rPr>
+                <w:rFonts w:ascii="宋体" w:hAnsi="宋体"/>
                 <w:sz w:val="18"/>
               </w:rPr>
               <w:t>非空</w:t>
@@ -6538,10 +6988,13 @@
           <w:p>
             <w:pPr>
               <w:jc w:val="center"/>
-            </w:pPr>
-            <w:r>
-              <w:rPr>
-                <w:rFonts w:ascii="Songti SC" w:eastAsia="Songti SC" w:hAnsi="Songti SC"/>
+              <w:rPr>
+                <w:rFonts w:ascii="宋体" w:hAnsi="宋体"/>
+              </w:rPr>
+            </w:pPr>
+            <w:r>
+              <w:rPr>
+                <w:rFonts w:ascii="宋体" w:hAnsi="宋体"/>
                 <w:sz w:val="18"/>
               </w:rPr>
               <w:t>历史介绍</w:t>
@@ -6648,9 +7101,6 @@
       <w:pPr>
         <w:pStyle w:val="af2"/>
         <w:ind w:firstLine="420"/>
-        <w:rPr>
-          <w:rFonts w:hint="eastAsia"/>
-        </w:rPr>
       </w:pPr>
     </w:p>
     <w:p>
@@ -6722,11 +7172,15 @@
           <w:p>
             <w:pPr>
               <w:jc w:val="center"/>
-            </w:pPr>
-            <w:r>
-              <w:rPr>
-                <w:rFonts w:ascii="Songti SC" w:eastAsia="Songti SC" w:hAnsi="Songti SC"/>
-                <w:b/>
+              <w:rPr>
+                <w:rFonts w:ascii="宋体" w:hAnsi="宋体"/>
+                <w:bCs/>
+              </w:rPr>
+            </w:pPr>
+            <w:r>
+              <w:rPr>
+                <w:rFonts w:ascii="宋体" w:hAnsi="宋体"/>
+                <w:bCs/>
                 <w:sz w:val="18"/>
               </w:rPr>
               <w:t>字段名</w:t>
@@ -6747,11 +7201,15 @@
           <w:p>
             <w:pPr>
               <w:jc w:val="center"/>
-            </w:pPr>
-            <w:r>
-              <w:rPr>
-                <w:rFonts w:ascii="Songti SC" w:eastAsia="Songti SC" w:hAnsi="Songti SC"/>
-                <w:b/>
+              <w:rPr>
+                <w:rFonts w:ascii="宋体" w:hAnsi="宋体"/>
+                <w:bCs/>
+              </w:rPr>
+            </w:pPr>
+            <w:r>
+              <w:rPr>
+                <w:rFonts w:ascii="宋体" w:hAnsi="宋体"/>
+                <w:bCs/>
                 <w:sz w:val="18"/>
               </w:rPr>
               <w:t>数据类型</w:t>
@@ -6772,11 +7230,15 @@
           <w:p>
             <w:pPr>
               <w:jc w:val="center"/>
-            </w:pPr>
-            <w:r>
-              <w:rPr>
-                <w:rFonts w:ascii="Songti SC" w:eastAsia="Songti SC" w:hAnsi="Songti SC"/>
-                <w:b/>
+              <w:rPr>
+                <w:rFonts w:ascii="宋体" w:hAnsi="宋体"/>
+                <w:bCs/>
+              </w:rPr>
+            </w:pPr>
+            <w:r>
+              <w:rPr>
+                <w:rFonts w:ascii="宋体" w:hAnsi="宋体"/>
+                <w:bCs/>
                 <w:sz w:val="18"/>
               </w:rPr>
               <w:t>约束</w:t>
@@ -6797,11 +7259,15 @@
           <w:p>
             <w:pPr>
               <w:jc w:val="center"/>
-            </w:pPr>
-            <w:r>
-              <w:rPr>
-                <w:rFonts w:ascii="Songti SC" w:eastAsia="Songti SC" w:hAnsi="Songti SC"/>
-                <w:b/>
+              <w:rPr>
+                <w:rFonts w:ascii="宋体" w:hAnsi="宋体"/>
+                <w:bCs/>
+              </w:rPr>
+            </w:pPr>
+            <w:r>
+              <w:rPr>
+                <w:rFonts w:ascii="宋体" w:hAnsi="宋体"/>
+                <w:bCs/>
                 <w:sz w:val="18"/>
               </w:rPr>
               <w:t>说明</w:t>
@@ -6828,10 +7294,12 @@
           <w:p>
             <w:pPr>
               <w:jc w:val="center"/>
-            </w:pPr>
-            <w:r>
-              <w:rPr>
-                <w:rFonts w:ascii="Songti SC" w:eastAsia="Songti SC" w:hAnsi="Songti SC"/>
+              <w:rPr>
+                <w:sz w:val="18"/>
+              </w:rPr>
+            </w:pPr>
+            <w:r>
+              <w:rPr>
                 <w:sz w:val="18"/>
               </w:rPr>
               <w:t>id</w:t>
@@ -6852,10 +7320,12 @@
           <w:p>
             <w:pPr>
               <w:jc w:val="center"/>
-            </w:pPr>
-            <w:r>
-              <w:rPr>
-                <w:rFonts w:ascii="Songti SC" w:eastAsia="Songti SC" w:hAnsi="Songti SC"/>
+              <w:rPr>
+                <w:sz w:val="18"/>
+              </w:rPr>
+            </w:pPr>
+            <w:r>
+              <w:rPr>
                 <w:sz w:val="18"/>
               </w:rPr>
               <w:t>INTEGER</w:t>
@@ -6876,10 +7346,13 @@
           <w:p>
             <w:pPr>
               <w:jc w:val="center"/>
-            </w:pPr>
-            <w:r>
-              <w:rPr>
-                <w:rFonts w:ascii="Songti SC" w:eastAsia="Songti SC" w:hAnsi="Songti SC"/>
+              <w:rPr>
+                <w:rFonts w:ascii="宋体" w:hAnsi="宋体"/>
+              </w:rPr>
+            </w:pPr>
+            <w:r>
+              <w:rPr>
+                <w:rFonts w:ascii="宋体" w:hAnsi="宋体"/>
                 <w:sz w:val="18"/>
               </w:rPr>
               <w:t>主键，自增</w:t>
@@ -6900,10 +7373,13 @@
           <w:p>
             <w:pPr>
               <w:jc w:val="center"/>
-            </w:pPr>
-            <w:r>
-              <w:rPr>
-                <w:rFonts w:ascii="Songti SC" w:eastAsia="Songti SC" w:hAnsi="Songti SC"/>
+              <w:rPr>
+                <w:rFonts w:ascii="宋体" w:hAnsi="宋体"/>
+              </w:rPr>
+            </w:pPr>
+            <w:r>
+              <w:rPr>
+                <w:rFonts w:ascii="宋体" w:hAnsi="宋体"/>
                 <w:sz w:val="18"/>
               </w:rPr>
               <w:t>记录编号</w:t>
@@ -6930,11 +7406,13 @@
           <w:p>
             <w:pPr>
               <w:jc w:val="center"/>
+              <w:rPr>
+                <w:sz w:val="18"/>
+              </w:rPr>
             </w:pPr>
             <w:proofErr w:type="spellStart"/>
             <w:r>
               <w:rPr>
-                <w:rFonts w:ascii="Songti SC" w:eastAsia="Songti SC" w:hAnsi="Songti SC"/>
                 <w:sz w:val="18"/>
               </w:rPr>
               <w:t>user_id</w:t>
@@ -6956,10 +7434,12 @@
           <w:p>
             <w:pPr>
               <w:jc w:val="center"/>
-            </w:pPr>
-            <w:r>
-              <w:rPr>
-                <w:rFonts w:ascii="Songti SC" w:eastAsia="Songti SC" w:hAnsi="Songti SC"/>
+              <w:rPr>
+                <w:sz w:val="18"/>
+              </w:rPr>
+            </w:pPr>
+            <w:r>
+              <w:rPr>
                 <w:sz w:val="18"/>
               </w:rPr>
               <w:t>INTEGER</w:t>
@@ -6980,10 +7460,13 @@
           <w:p>
             <w:pPr>
               <w:jc w:val="center"/>
-            </w:pPr>
-            <w:r>
-              <w:rPr>
-                <w:rFonts w:ascii="Songti SC" w:eastAsia="Songti SC" w:hAnsi="Songti SC"/>
+              <w:rPr>
+                <w:rFonts w:ascii="宋体" w:hAnsi="宋体"/>
+              </w:rPr>
+            </w:pPr>
+            <w:r>
+              <w:rPr>
+                <w:rFonts w:ascii="宋体" w:hAnsi="宋体"/>
                 <w:sz w:val="18"/>
               </w:rPr>
               <w:t>外键、非空</w:t>
@@ -7004,10 +7487,13 @@
           <w:p>
             <w:pPr>
               <w:jc w:val="center"/>
-            </w:pPr>
-            <w:r>
-              <w:rPr>
-                <w:rFonts w:ascii="Songti SC" w:eastAsia="Songti SC" w:hAnsi="Songti SC"/>
+              <w:rPr>
+                <w:rFonts w:ascii="宋体" w:hAnsi="宋体"/>
+              </w:rPr>
+            </w:pPr>
+            <w:r>
+              <w:rPr>
+                <w:rFonts w:ascii="宋体" w:hAnsi="宋体"/>
                 <w:sz w:val="18"/>
               </w:rPr>
               <w:t>普通用户编号</w:t>
@@ -7034,11 +7520,13 @@
           <w:p>
             <w:pPr>
               <w:jc w:val="center"/>
+              <w:rPr>
+                <w:sz w:val="18"/>
+              </w:rPr>
             </w:pPr>
             <w:proofErr w:type="spellStart"/>
             <w:r>
               <w:rPr>
-                <w:rFonts w:ascii="Songti SC" w:eastAsia="Songti SC" w:hAnsi="Songti SC"/>
                 <w:sz w:val="18"/>
               </w:rPr>
               <w:t>place_id</w:t>
@@ -7060,10 +7548,12 @@
           <w:p>
             <w:pPr>
               <w:jc w:val="center"/>
-            </w:pPr>
-            <w:r>
-              <w:rPr>
-                <w:rFonts w:ascii="Songti SC" w:eastAsia="Songti SC" w:hAnsi="Songti SC"/>
+              <w:rPr>
+                <w:sz w:val="18"/>
+              </w:rPr>
+            </w:pPr>
+            <w:r>
+              <w:rPr>
                 <w:sz w:val="18"/>
               </w:rPr>
               <w:t>INTEGER</w:t>
@@ -7084,10 +7574,13 @@
           <w:p>
             <w:pPr>
               <w:jc w:val="center"/>
-            </w:pPr>
-            <w:r>
-              <w:rPr>
-                <w:rFonts w:ascii="Songti SC" w:eastAsia="Songti SC" w:hAnsi="Songti SC"/>
+              <w:rPr>
+                <w:rFonts w:ascii="宋体" w:hAnsi="宋体"/>
+              </w:rPr>
+            </w:pPr>
+            <w:r>
+              <w:rPr>
+                <w:rFonts w:ascii="宋体" w:hAnsi="宋体"/>
                 <w:sz w:val="18"/>
               </w:rPr>
               <w:t>外键、非空</w:t>
@@ -7108,10 +7601,13 @@
           <w:p>
             <w:pPr>
               <w:jc w:val="center"/>
-            </w:pPr>
-            <w:r>
-              <w:rPr>
-                <w:rFonts w:ascii="Songti SC" w:eastAsia="Songti SC" w:hAnsi="Songti SC"/>
+              <w:rPr>
+                <w:rFonts w:ascii="宋体" w:hAnsi="宋体"/>
+              </w:rPr>
+            </w:pPr>
+            <w:r>
+              <w:rPr>
+                <w:rFonts w:ascii="宋体" w:hAnsi="宋体"/>
                 <w:sz w:val="18"/>
               </w:rPr>
               <w:t>景点编号</w:t>
@@ -7138,11 +7634,13 @@
           <w:p>
             <w:pPr>
               <w:jc w:val="center"/>
+              <w:rPr>
+                <w:sz w:val="18"/>
+              </w:rPr>
             </w:pPr>
             <w:proofErr w:type="spellStart"/>
             <w:r>
               <w:rPr>
-                <w:rFonts w:ascii="Songti SC" w:eastAsia="Songti SC" w:hAnsi="Songti SC"/>
                 <w:sz w:val="18"/>
               </w:rPr>
               <w:t>created_at</w:t>
@@ -7164,10 +7662,12 @@
           <w:p>
             <w:pPr>
               <w:jc w:val="center"/>
-            </w:pPr>
-            <w:r>
-              <w:rPr>
-                <w:rFonts w:ascii="Songti SC" w:eastAsia="Songti SC" w:hAnsi="Songti SC"/>
+              <w:rPr>
+                <w:sz w:val="18"/>
+              </w:rPr>
+            </w:pPr>
+            <w:r>
+              <w:rPr>
                 <w:sz w:val="18"/>
               </w:rPr>
               <w:t>TEXT</w:t>
@@ -7188,10 +7688,13 @@
           <w:p>
             <w:pPr>
               <w:jc w:val="center"/>
-            </w:pPr>
-            <w:r>
-              <w:rPr>
-                <w:rFonts w:ascii="Songti SC" w:eastAsia="Songti SC" w:hAnsi="Songti SC"/>
+              <w:rPr>
+                <w:rFonts w:ascii="宋体" w:hAnsi="宋体"/>
+              </w:rPr>
+            </w:pPr>
+            <w:r>
+              <w:rPr>
+                <w:rFonts w:ascii="宋体" w:hAnsi="宋体"/>
                 <w:sz w:val="18"/>
               </w:rPr>
               <w:t>非空</w:t>
@@ -7212,10 +7715,13 @@
           <w:p>
             <w:pPr>
               <w:jc w:val="center"/>
-            </w:pPr>
-            <w:r>
-              <w:rPr>
-                <w:rFonts w:ascii="Songti SC" w:eastAsia="Songti SC" w:hAnsi="Songti SC"/>
+              <w:rPr>
+                <w:rFonts w:ascii="宋体" w:hAnsi="宋体"/>
+              </w:rPr>
+            </w:pPr>
+            <w:r>
+              <w:rPr>
+                <w:rFonts w:ascii="宋体" w:hAnsi="宋体"/>
                 <w:sz w:val="18"/>
               </w:rPr>
               <w:t>打卡时间</w:t>
@@ -7242,10 +7748,12 @@
           <w:p>
             <w:pPr>
               <w:jc w:val="center"/>
-            </w:pPr>
-            <w:r>
-              <w:rPr>
-                <w:rFonts w:ascii="Songti SC" w:eastAsia="Songti SC" w:hAnsi="Songti SC"/>
+              <w:rPr>
+                <w:sz w:val="18"/>
+              </w:rPr>
+            </w:pPr>
+            <w:r>
+              <w:rPr>
                 <w:sz w:val="18"/>
               </w:rPr>
               <w:t>reflection</w:t>
@@ -7266,10 +7774,12 @@
           <w:p>
             <w:pPr>
               <w:jc w:val="center"/>
-            </w:pPr>
-            <w:r>
-              <w:rPr>
-                <w:rFonts w:ascii="Songti SC" w:eastAsia="Songti SC" w:hAnsi="Songti SC"/>
+              <w:rPr>
+                <w:sz w:val="18"/>
+              </w:rPr>
+            </w:pPr>
+            <w:r>
+              <w:rPr>
                 <w:sz w:val="18"/>
               </w:rPr>
               <w:t>TEXT</w:t>
@@ -7290,10 +7800,13 @@
           <w:p>
             <w:pPr>
               <w:jc w:val="center"/>
-            </w:pPr>
-            <w:r>
-              <w:rPr>
-                <w:rFonts w:ascii="Songti SC" w:eastAsia="Songti SC" w:hAnsi="Songti SC"/>
+              <w:rPr>
+                <w:rFonts w:ascii="宋体" w:hAnsi="宋体"/>
+              </w:rPr>
+            </w:pPr>
+            <w:r>
+              <w:rPr>
+                <w:rFonts w:ascii="宋体" w:hAnsi="宋体"/>
                 <w:sz w:val="18"/>
               </w:rPr>
               <w:t>非空</w:t>
@@ -7314,10 +7827,13 @@
           <w:p>
             <w:pPr>
               <w:jc w:val="center"/>
-            </w:pPr>
-            <w:r>
-              <w:rPr>
-                <w:rFonts w:ascii="Songti SC" w:eastAsia="Songti SC" w:hAnsi="Songti SC"/>
+              <w:rPr>
+                <w:rFonts w:ascii="宋体" w:hAnsi="宋体"/>
+              </w:rPr>
+            </w:pPr>
+            <w:r>
+              <w:rPr>
+                <w:rFonts w:ascii="宋体" w:hAnsi="宋体"/>
                 <w:sz w:val="18"/>
               </w:rPr>
               <w:t>学习心得</w:t>
@@ -7408,9 +7924,6 @@
       <w:pPr>
         <w:pStyle w:val="af2"/>
         <w:ind w:firstLine="420"/>
-        <w:rPr>
-          <w:rFonts w:hint="eastAsia"/>
-        </w:rPr>
       </w:pPr>
     </w:p>
     <w:p>
@@ -7482,11 +7995,15 @@
           <w:p>
             <w:pPr>
               <w:jc w:val="center"/>
-            </w:pPr>
-            <w:r>
-              <w:rPr>
-                <w:rFonts w:ascii="Songti SC" w:eastAsia="Songti SC" w:hAnsi="Songti SC"/>
-                <w:b/>
+              <w:rPr>
+                <w:rFonts w:ascii="宋体" w:hAnsi="宋体"/>
+                <w:bCs/>
+              </w:rPr>
+            </w:pPr>
+            <w:r>
+              <w:rPr>
+                <w:rFonts w:ascii="宋体" w:hAnsi="宋体"/>
+                <w:bCs/>
                 <w:sz w:val="18"/>
               </w:rPr>
               <w:t>字段名</w:t>
@@ -7507,11 +8024,15 @@
           <w:p>
             <w:pPr>
               <w:jc w:val="center"/>
-            </w:pPr>
-            <w:r>
-              <w:rPr>
-                <w:rFonts w:ascii="Songti SC" w:eastAsia="Songti SC" w:hAnsi="Songti SC"/>
-                <w:b/>
+              <w:rPr>
+                <w:rFonts w:ascii="宋体" w:hAnsi="宋体"/>
+                <w:bCs/>
+              </w:rPr>
+            </w:pPr>
+            <w:r>
+              <w:rPr>
+                <w:rFonts w:ascii="宋体" w:hAnsi="宋体"/>
+                <w:bCs/>
                 <w:sz w:val="18"/>
               </w:rPr>
               <w:t>数据类型</w:t>
@@ -7532,11 +8053,15 @@
           <w:p>
             <w:pPr>
               <w:jc w:val="center"/>
-            </w:pPr>
-            <w:r>
-              <w:rPr>
-                <w:rFonts w:ascii="Songti SC" w:eastAsia="Songti SC" w:hAnsi="Songti SC"/>
-                <w:b/>
+              <w:rPr>
+                <w:rFonts w:ascii="宋体" w:hAnsi="宋体"/>
+                <w:bCs/>
+              </w:rPr>
+            </w:pPr>
+            <w:r>
+              <w:rPr>
+                <w:rFonts w:ascii="宋体" w:hAnsi="宋体"/>
+                <w:bCs/>
                 <w:sz w:val="18"/>
               </w:rPr>
               <w:t>约束</w:t>
@@ -7557,11 +8082,15 @@
           <w:p>
             <w:pPr>
               <w:jc w:val="center"/>
-            </w:pPr>
-            <w:r>
-              <w:rPr>
-                <w:rFonts w:ascii="Songti SC" w:eastAsia="Songti SC" w:hAnsi="Songti SC"/>
-                <w:b/>
+              <w:rPr>
+                <w:rFonts w:ascii="宋体" w:hAnsi="宋体"/>
+                <w:bCs/>
+              </w:rPr>
+            </w:pPr>
+            <w:r>
+              <w:rPr>
+                <w:rFonts w:ascii="宋体" w:hAnsi="宋体"/>
+                <w:bCs/>
                 <w:sz w:val="18"/>
               </w:rPr>
               <w:t>说明</w:t>
@@ -7588,10 +8117,12 @@
           <w:p>
             <w:pPr>
               <w:jc w:val="center"/>
-            </w:pPr>
-            <w:r>
-              <w:rPr>
-                <w:rFonts w:ascii="Songti SC" w:eastAsia="Songti SC" w:hAnsi="Songti SC"/>
+              <w:rPr>
+                <w:sz w:val="18"/>
+              </w:rPr>
+            </w:pPr>
+            <w:r>
+              <w:rPr>
                 <w:sz w:val="18"/>
               </w:rPr>
               <w:t>id</w:t>
@@ -7612,10 +8143,12 @@
           <w:p>
             <w:pPr>
               <w:jc w:val="center"/>
-            </w:pPr>
-            <w:r>
-              <w:rPr>
-                <w:rFonts w:ascii="Songti SC" w:eastAsia="Songti SC" w:hAnsi="Songti SC"/>
+              <w:rPr>
+                <w:sz w:val="18"/>
+              </w:rPr>
+            </w:pPr>
+            <w:r>
+              <w:rPr>
                 <w:sz w:val="18"/>
               </w:rPr>
               <w:t>INTEGER</w:t>
@@ -7636,10 +8169,13 @@
           <w:p>
             <w:pPr>
               <w:jc w:val="center"/>
-            </w:pPr>
-            <w:r>
-              <w:rPr>
-                <w:rFonts w:ascii="Songti SC" w:eastAsia="Songti SC" w:hAnsi="Songti SC"/>
+              <w:rPr>
+                <w:rFonts w:ascii="宋体" w:hAnsi="宋体"/>
+              </w:rPr>
+            </w:pPr>
+            <w:r>
+              <w:rPr>
+                <w:rFonts w:ascii="宋体" w:hAnsi="宋体"/>
                 <w:sz w:val="18"/>
               </w:rPr>
               <w:t>主键，自增</w:t>
@@ -7660,10 +8196,13 @@
           <w:p>
             <w:pPr>
               <w:jc w:val="center"/>
-            </w:pPr>
-            <w:r>
-              <w:rPr>
-                <w:rFonts w:ascii="Songti SC" w:eastAsia="Songti SC" w:hAnsi="Songti SC"/>
+              <w:rPr>
+                <w:rFonts w:ascii="宋体" w:hAnsi="宋体"/>
+              </w:rPr>
+            </w:pPr>
+            <w:r>
+              <w:rPr>
+                <w:rFonts w:ascii="宋体" w:hAnsi="宋体"/>
                 <w:sz w:val="18"/>
               </w:rPr>
               <w:t>公告编号</w:t>
@@ -7690,10 +8229,12 @@
           <w:p>
             <w:pPr>
               <w:jc w:val="center"/>
-            </w:pPr>
-            <w:r>
-              <w:rPr>
-                <w:rFonts w:ascii="Songti SC" w:eastAsia="Songti SC" w:hAnsi="Songti SC"/>
+              <w:rPr>
+                <w:sz w:val="18"/>
+              </w:rPr>
+            </w:pPr>
+            <w:r>
+              <w:rPr>
                 <w:sz w:val="18"/>
               </w:rPr>
               <w:t>title</w:t>
@@ -7714,10 +8255,12 @@
           <w:p>
             <w:pPr>
               <w:jc w:val="center"/>
-            </w:pPr>
-            <w:r>
-              <w:rPr>
-                <w:rFonts w:ascii="Songti SC" w:eastAsia="Songti SC" w:hAnsi="Songti SC"/>
+              <w:rPr>
+                <w:sz w:val="18"/>
+              </w:rPr>
+            </w:pPr>
+            <w:r>
+              <w:rPr>
                 <w:sz w:val="18"/>
               </w:rPr>
               <w:t>TEXT</w:t>
@@ -7738,10 +8281,13 @@
           <w:p>
             <w:pPr>
               <w:jc w:val="center"/>
-            </w:pPr>
-            <w:r>
-              <w:rPr>
-                <w:rFonts w:ascii="Songti SC" w:eastAsia="Songti SC" w:hAnsi="Songti SC"/>
+              <w:rPr>
+                <w:rFonts w:ascii="宋体" w:hAnsi="宋体"/>
+              </w:rPr>
+            </w:pPr>
+            <w:r>
+              <w:rPr>
+                <w:rFonts w:ascii="宋体" w:hAnsi="宋体"/>
                 <w:sz w:val="18"/>
               </w:rPr>
               <w:t>非空</w:t>
@@ -7762,10 +8308,13 @@
           <w:p>
             <w:pPr>
               <w:jc w:val="center"/>
-            </w:pPr>
-            <w:r>
-              <w:rPr>
-                <w:rFonts w:ascii="Songti SC" w:eastAsia="Songti SC" w:hAnsi="Songti SC"/>
+              <w:rPr>
+                <w:rFonts w:ascii="宋体" w:hAnsi="宋体"/>
+              </w:rPr>
+            </w:pPr>
+            <w:r>
+              <w:rPr>
+                <w:rFonts w:ascii="宋体" w:hAnsi="宋体"/>
                 <w:sz w:val="18"/>
               </w:rPr>
               <w:t>公告标题</w:t>
@@ -7792,10 +8341,12 @@
           <w:p>
             <w:pPr>
               <w:jc w:val="center"/>
-            </w:pPr>
-            <w:r>
-              <w:rPr>
-                <w:rFonts w:ascii="Songti SC" w:eastAsia="Songti SC" w:hAnsi="Songti SC"/>
+              <w:rPr>
+                <w:sz w:val="18"/>
+              </w:rPr>
+            </w:pPr>
+            <w:r>
+              <w:rPr>
                 <w:sz w:val="18"/>
               </w:rPr>
               <w:t>content</w:t>
@@ -7816,10 +8367,12 @@
           <w:p>
             <w:pPr>
               <w:jc w:val="center"/>
-            </w:pPr>
-            <w:r>
-              <w:rPr>
-                <w:rFonts w:ascii="Songti SC" w:eastAsia="Songti SC" w:hAnsi="Songti SC"/>
+              <w:rPr>
+                <w:sz w:val="18"/>
+              </w:rPr>
+            </w:pPr>
+            <w:r>
+              <w:rPr>
                 <w:sz w:val="18"/>
               </w:rPr>
               <w:t>TEXT</w:t>
@@ -7840,10 +8393,13 @@
           <w:p>
             <w:pPr>
               <w:jc w:val="center"/>
-            </w:pPr>
-            <w:r>
-              <w:rPr>
-                <w:rFonts w:ascii="Songti SC" w:eastAsia="Songti SC" w:hAnsi="Songti SC"/>
+              <w:rPr>
+                <w:rFonts w:ascii="宋体" w:hAnsi="宋体"/>
+              </w:rPr>
+            </w:pPr>
+            <w:r>
+              <w:rPr>
+                <w:rFonts w:ascii="宋体" w:hAnsi="宋体"/>
                 <w:sz w:val="18"/>
               </w:rPr>
               <w:t>非空</w:t>
@@ -7864,10 +8420,13 @@
           <w:p>
             <w:pPr>
               <w:jc w:val="center"/>
-            </w:pPr>
-            <w:r>
-              <w:rPr>
-                <w:rFonts w:ascii="Songti SC" w:eastAsia="Songti SC" w:hAnsi="Songti SC"/>
+              <w:rPr>
+                <w:rFonts w:ascii="宋体" w:hAnsi="宋体"/>
+              </w:rPr>
+            </w:pPr>
+            <w:r>
+              <w:rPr>
+                <w:rFonts w:ascii="宋体" w:hAnsi="宋体"/>
                 <w:sz w:val="18"/>
               </w:rPr>
               <w:t>公告内容</w:t>
@@ -7894,11 +8453,13 @@
           <w:p>
             <w:pPr>
               <w:jc w:val="center"/>
+              <w:rPr>
+                <w:sz w:val="18"/>
+              </w:rPr>
             </w:pPr>
             <w:proofErr w:type="spellStart"/>
             <w:r>
               <w:rPr>
-                <w:rFonts w:ascii="Songti SC" w:eastAsia="Songti SC" w:hAnsi="Songti SC"/>
                 <w:sz w:val="18"/>
               </w:rPr>
               <w:t>published_at</w:t>
@@ -7920,10 +8481,12 @@
           <w:p>
             <w:pPr>
               <w:jc w:val="center"/>
-            </w:pPr>
-            <w:r>
-              <w:rPr>
-                <w:rFonts w:ascii="Songti SC" w:eastAsia="Songti SC" w:hAnsi="Songti SC"/>
+              <w:rPr>
+                <w:sz w:val="18"/>
+              </w:rPr>
+            </w:pPr>
+            <w:r>
+              <w:rPr>
                 <w:sz w:val="18"/>
               </w:rPr>
               <w:t>TEXT</w:t>
@@ -7944,10 +8507,13 @@
           <w:p>
             <w:pPr>
               <w:jc w:val="center"/>
-            </w:pPr>
-            <w:r>
-              <w:rPr>
-                <w:rFonts w:ascii="Songti SC" w:eastAsia="Songti SC" w:hAnsi="Songti SC"/>
+              <w:rPr>
+                <w:rFonts w:ascii="宋体" w:hAnsi="宋体"/>
+              </w:rPr>
+            </w:pPr>
+            <w:r>
+              <w:rPr>
+                <w:rFonts w:ascii="宋体" w:hAnsi="宋体"/>
                 <w:sz w:val="18"/>
               </w:rPr>
               <w:t>非空</w:t>
@@ -7968,10 +8534,13 @@
           <w:p>
             <w:pPr>
               <w:jc w:val="center"/>
-            </w:pPr>
-            <w:r>
-              <w:rPr>
-                <w:rFonts w:ascii="Songti SC" w:eastAsia="Songti SC" w:hAnsi="Songti SC"/>
+              <w:rPr>
+                <w:rFonts w:ascii="宋体" w:hAnsi="宋体"/>
+              </w:rPr>
+            </w:pPr>
+            <w:r>
+              <w:rPr>
+                <w:rFonts w:ascii="宋体" w:hAnsi="宋体"/>
                 <w:sz w:val="18"/>
               </w:rPr>
               <w:t>发布时间</w:t>
@@ -7998,10 +8567,12 @@
           <w:p>
             <w:pPr>
               <w:jc w:val="center"/>
-            </w:pPr>
-            <w:r>
-              <w:rPr>
-                <w:rFonts w:ascii="Songti SC" w:eastAsia="Songti SC" w:hAnsi="Songti SC"/>
+              <w:rPr>
+                <w:sz w:val="18"/>
+              </w:rPr>
+            </w:pPr>
+            <w:r>
+              <w:rPr>
                 <w:sz w:val="18"/>
               </w:rPr>
               <w:t>remark</w:t>
@@ -8022,10 +8593,12 @@
           <w:p>
             <w:pPr>
               <w:jc w:val="center"/>
-            </w:pPr>
-            <w:r>
-              <w:rPr>
-                <w:rFonts w:ascii="Songti SC" w:eastAsia="Songti SC" w:hAnsi="Songti SC"/>
+              <w:rPr>
+                <w:sz w:val="18"/>
+              </w:rPr>
+            </w:pPr>
+            <w:r>
+              <w:rPr>
                 <w:sz w:val="18"/>
               </w:rPr>
               <w:t>TEXT</w:t>
@@ -8046,10 +8619,13 @@
           <w:p>
             <w:pPr>
               <w:jc w:val="center"/>
-            </w:pPr>
-            <w:r>
-              <w:rPr>
-                <w:rFonts w:ascii="Songti SC" w:eastAsia="Songti SC" w:hAnsi="Songti SC"/>
+              <w:rPr>
+                <w:rFonts w:ascii="宋体" w:hAnsi="宋体"/>
+              </w:rPr>
+            </w:pPr>
+            <w:r>
+              <w:rPr>
+                <w:rFonts w:ascii="宋体" w:hAnsi="宋体"/>
                 <w:sz w:val="18"/>
               </w:rPr>
               <w:t>非空，默认''</w:t>
@@ -8070,10 +8646,13 @@
           <w:p>
             <w:pPr>
               <w:jc w:val="center"/>
-            </w:pPr>
-            <w:r>
-              <w:rPr>
-                <w:rFonts w:ascii="Songti SC" w:eastAsia="Songti SC" w:hAnsi="Songti SC"/>
+              <w:rPr>
+                <w:rFonts w:ascii="宋体" w:hAnsi="宋体"/>
+              </w:rPr>
+            </w:pPr>
+            <w:r>
+              <w:rPr>
+                <w:rFonts w:ascii="宋体" w:hAnsi="宋体"/>
                 <w:sz w:val="18"/>
               </w:rPr>
               <w:t>备注</w:t>
@@ -8254,7 +8833,7 @@
         <w:ind w:firstLine="360"/>
         <w:jc w:val="center"/>
         <w:rPr>
-          <w:rFonts w:ascii="黑体" w:eastAsia="黑体" w:hAnsi="黑体" w:hint="eastAsia"/>
+          <w:rFonts w:ascii="黑体" w:eastAsia="黑体" w:hAnsi="黑体"/>
           <w:sz w:val="18"/>
           <w:szCs w:val="18"/>
         </w:rPr>
@@ -8729,9 +9308,6 @@
       <w:pPr>
         <w:pStyle w:val="af2"/>
         <w:ind w:firstLine="420"/>
-        <w:rPr>
-          <w:rFonts w:hint="eastAsia"/>
-        </w:rPr>
       </w:pPr>
       <w:r>
         <w:t>普通用户登录后默认进入景点与打卡页面。图</w:t>
@@ -8833,7 +9409,7 @@
         <w:ind w:firstLine="360"/>
         <w:jc w:val="center"/>
         <w:rPr>
-          <w:rFonts w:ascii="黑体" w:eastAsia="黑体" w:hAnsi="黑体" w:hint="eastAsia"/>
+          <w:rFonts w:ascii="黑体" w:eastAsia="黑体" w:hAnsi="黑体"/>
           <w:sz w:val="18"/>
           <w:szCs w:val="18"/>
         </w:rPr>
@@ -9371,7 +9947,7 @@
         <w:ind w:firstLine="360"/>
         <w:jc w:val="center"/>
         <w:rPr>
-          <w:rFonts w:ascii="黑体" w:eastAsia="黑体" w:hAnsi="黑体" w:hint="eastAsia"/>
+          <w:rFonts w:ascii="黑体" w:eastAsia="黑体" w:hAnsi="黑体"/>
           <w:sz w:val="18"/>
           <w:szCs w:val="18"/>
         </w:rPr>
@@ -9999,7 +10575,7 @@
         <w:ind w:firstLine="360"/>
         <w:jc w:val="center"/>
         <w:rPr>
-          <w:rFonts w:ascii="黑体" w:eastAsia="黑体" w:hAnsi="黑体" w:hint="eastAsia"/>
+          <w:rFonts w:ascii="黑体" w:eastAsia="黑体" w:hAnsi="黑体"/>
           <w:sz w:val="18"/>
           <w:szCs w:val="18"/>
         </w:rPr>
@@ -10401,7 +10977,7 @@
         <w:ind w:firstLine="360"/>
         <w:jc w:val="center"/>
         <w:rPr>
-          <w:rFonts w:ascii="黑体" w:eastAsia="黑体" w:hAnsi="黑体" w:hint="eastAsia"/>
+          <w:rFonts w:ascii="黑体" w:eastAsia="黑体" w:hAnsi="黑体"/>
           <w:sz w:val="18"/>
           <w:szCs w:val="18"/>
         </w:rPr>
@@ -10510,7 +11086,15 @@
                 <w:rFonts w:ascii="Menlo" w:eastAsia="Songti SC" w:hAnsi="Menlo"/>
                 <w:sz w:val="14"/>
               </w:rPr>
-              <w:t>text_field</w:t>
+              <w:t>text_</w:t>
+            </w:r>
+            <w:proofErr w:type="gramStart"/>
+            <w:r>
+              <w:rPr>
+                <w:rFonts w:ascii="Menlo" w:eastAsia="Songti SC" w:hAnsi="Menlo"/>
+                <w:sz w:val="14"/>
+              </w:rPr>
+              <w:t>field</w:t>
             </w:r>
             <w:proofErr w:type="spellEnd"/>
             <w:r>
@@ -10518,7 +11102,15 @@
                 <w:rFonts w:ascii="Menlo" w:eastAsia="Songti SC" w:hAnsi="Menlo"/>
                 <w:sz w:val="14"/>
               </w:rPr>
-              <w:t>(data, 'title', 100),</w:t>
+              <w:t>(</w:t>
+            </w:r>
+            <w:proofErr w:type="gramEnd"/>
+            <w:r>
+              <w:rPr>
+                <w:rFonts w:ascii="Menlo" w:eastAsia="Songti SC" w:hAnsi="Menlo"/>
+                <w:sz w:val="14"/>
+              </w:rPr>
+              <w:t>data, 'title', 100),</w:t>
             </w:r>
             <w:r>
               <w:rPr>
@@ -10534,7 +11126,15 @@
                 <w:rFonts w:ascii="Menlo" w:eastAsia="Songti SC" w:hAnsi="Menlo"/>
                 <w:sz w:val="14"/>
               </w:rPr>
-              <w:t>text_field</w:t>
+              <w:t>text_</w:t>
+            </w:r>
+            <w:proofErr w:type="gramStart"/>
+            <w:r>
+              <w:rPr>
+                <w:rFonts w:ascii="Menlo" w:eastAsia="Songti SC" w:hAnsi="Menlo"/>
+                <w:sz w:val="14"/>
+              </w:rPr>
+              <w:t>field</w:t>
             </w:r>
             <w:proofErr w:type="spellEnd"/>
             <w:r>
@@ -10542,7 +11142,15 @@
                 <w:rFonts w:ascii="Menlo" w:eastAsia="Songti SC" w:hAnsi="Menlo"/>
                 <w:sz w:val="14"/>
               </w:rPr>
-              <w:t>(data, 'content', 5000),</w:t>
+              <w:t>(</w:t>
+            </w:r>
+            <w:proofErr w:type="gramEnd"/>
+            <w:r>
+              <w:rPr>
+                <w:rFonts w:ascii="Menlo" w:eastAsia="Songti SC" w:hAnsi="Menlo"/>
+                <w:sz w:val="14"/>
+              </w:rPr>
+              <w:t>data, 'content', 5000),</w:t>
             </w:r>
             <w:r>
               <w:rPr>
@@ -10558,7 +11166,15 @@
                 <w:rFonts w:ascii="Menlo" w:eastAsia="Songti SC" w:hAnsi="Menlo"/>
                 <w:sz w:val="14"/>
               </w:rPr>
-              <w:t>text_field</w:t>
+              <w:t>text_</w:t>
+            </w:r>
+            <w:proofErr w:type="gramStart"/>
+            <w:r>
+              <w:rPr>
+                <w:rFonts w:ascii="Menlo" w:eastAsia="Songti SC" w:hAnsi="Menlo"/>
+                <w:sz w:val="14"/>
+              </w:rPr>
+              <w:t>field</w:t>
             </w:r>
             <w:proofErr w:type="spellEnd"/>
             <w:r>
@@ -10566,7 +11182,15 @@
                 <w:rFonts w:ascii="Menlo" w:eastAsia="Songti SC" w:hAnsi="Menlo"/>
                 <w:sz w:val="14"/>
               </w:rPr>
-              <w:t>(data, 'remark', 500, False)</w:t>
+              <w:t>(</w:t>
+            </w:r>
+            <w:proofErr w:type="gramEnd"/>
+            <w:r>
+              <w:rPr>
+                <w:rFonts w:ascii="Menlo" w:eastAsia="Songti SC" w:hAnsi="Menlo"/>
+                <w:sz w:val="14"/>
+              </w:rPr>
+              <w:t>data, 'remark', 500, False)</w:t>
             </w:r>
             <w:r>
               <w:rPr>
@@ -10574,8 +11198,17 @@
                 <w:sz w:val="14"/>
               </w:rPr>
               <w:br/>
-              <w:t xml:space="preserve">    )</w:t>
-            </w:r>
+              <w:t xml:space="preserve">  </w:t>
+            </w:r>
+            <w:proofErr w:type="gramStart"/>
+            <w:r>
+              <w:rPr>
+                <w:rFonts w:ascii="Menlo" w:eastAsia="Songti SC" w:hAnsi="Menlo"/>
+                <w:sz w:val="14"/>
+              </w:rPr>
+              <w:t xml:space="preserve">  )</w:t>
+            </w:r>
+            <w:proofErr w:type="gramEnd"/>
             <w:r>
               <w:rPr>
                 <w:rFonts w:ascii="Menlo" w:eastAsia="Songti SC" w:hAnsi="Menlo"/>
@@ -10590,7 +11223,15 @@
                 <w:rFonts w:ascii="Menlo" w:eastAsia="Songti SC" w:hAnsi="Menlo"/>
                 <w:sz w:val="14"/>
               </w:rPr>
-              <w:t>read_id</w:t>
+              <w:t>read_</w:t>
+            </w:r>
+            <w:proofErr w:type="gramStart"/>
+            <w:r>
+              <w:rPr>
+                <w:rFonts w:ascii="Menlo" w:eastAsia="Songti SC" w:hAnsi="Menlo"/>
+                <w:sz w:val="14"/>
+              </w:rPr>
+              <w:t>id</w:t>
             </w:r>
             <w:proofErr w:type="spellEnd"/>
             <w:r>
@@ -10598,7 +11239,15 @@
                 <w:rFonts w:ascii="Menlo" w:eastAsia="Songti SC" w:hAnsi="Menlo"/>
                 <w:sz w:val="14"/>
               </w:rPr>
-              <w:t>(data, optional=True)</w:t>
+              <w:t>(</w:t>
+            </w:r>
+            <w:proofErr w:type="gramEnd"/>
+            <w:r>
+              <w:rPr>
+                <w:rFonts w:ascii="Menlo" w:eastAsia="Songti SC" w:hAnsi="Menlo"/>
+                <w:sz w:val="14"/>
+              </w:rPr>
+              <w:t>data, optional=True)</w:t>
             </w:r>
             <w:r>
               <w:rPr>
@@ -10617,6 +11266,7 @@
               <w:t xml:space="preserve">        </w:t>
             </w:r>
             <w:proofErr w:type="spellStart"/>
+            <w:proofErr w:type="gramStart"/>
             <w:r>
               <w:rPr>
                 <w:rFonts w:ascii="Menlo" w:eastAsia="Songti SC" w:hAnsi="Menlo"/>
@@ -10625,6 +11275,7 @@
               <w:t>db.execute</w:t>
             </w:r>
             <w:proofErr w:type="spellEnd"/>
+            <w:proofErr w:type="gramEnd"/>
             <w:r>
               <w:rPr>
                 <w:rFonts w:ascii="Menlo" w:eastAsia="Songti SC" w:hAnsi="Menlo"/>
@@ -10638,7 +11289,23 @@
                 <w:sz w:val="14"/>
               </w:rPr>
               <w:br/>
-              <w:t xml:space="preserve">            SET title=?,content</w:t>
+              <w:t xml:space="preserve">            SET title</w:t>
+            </w:r>
+            <w:proofErr w:type="gramStart"/>
+            <w:r>
+              <w:rPr>
+                <w:rFonts w:ascii="Menlo" w:eastAsia="Songti SC" w:hAnsi="Menlo"/>
+                <w:sz w:val="14"/>
+              </w:rPr>
+              <w:t>=?,</w:t>
+            </w:r>
+            <w:proofErr w:type="gramEnd"/>
+            <w:r>
+              <w:rPr>
+                <w:rFonts w:ascii="Menlo" w:eastAsia="Songti SC" w:hAnsi="Menlo"/>
+                <w:sz w:val="14"/>
+              </w:rPr>
+              <w:t>content</w:t>
             </w:r>
             <w:proofErr w:type="gramStart"/>
             <w:r>
@@ -10966,7 +11633,7 @@
         <w:ind w:firstLine="360"/>
         <w:jc w:val="center"/>
         <w:rPr>
-          <w:rFonts w:ascii="黑体" w:eastAsia="黑体" w:hAnsi="黑体" w:hint="eastAsia"/>
+          <w:rFonts w:ascii="黑体" w:eastAsia="黑体" w:hAnsi="黑体"/>
           <w:sz w:val="18"/>
           <w:szCs w:val="18"/>
         </w:rPr>
@@ -11492,7 +12159,7 @@
         <w:ind w:firstLine="360"/>
         <w:jc w:val="center"/>
         <w:rPr>
-          <w:rFonts w:ascii="黑体" w:eastAsia="黑体" w:hAnsi="黑体" w:hint="eastAsia"/>
+          <w:rFonts w:ascii="黑体" w:eastAsia="黑体" w:hAnsi="黑体"/>
           <w:sz w:val="18"/>
           <w:szCs w:val="18"/>
         </w:rPr>
@@ -11959,9 +12626,6 @@
       <w:pPr>
         <w:pStyle w:val="af2"/>
         <w:ind w:firstLine="420"/>
-        <w:rPr>
-          <w:rFonts w:hint="eastAsia"/>
-        </w:rPr>
       </w:pPr>
     </w:p>
     <w:p>
@@ -12028,14 +12692,18 @@
             <w:pPr>
               <w:jc w:val="center"/>
               <w:rPr>
+                <w:rFonts w:ascii="宋体" w:hAnsi="宋体"/>
                 <w:bCs/>
-              </w:rPr>
-            </w:pPr>
-            <w:r>
-              <w:rPr>
-                <w:rFonts w:ascii="Songti SC" w:eastAsia="Songti SC" w:hAnsi="Songti SC"/>
+                <w:sz w:val="18"/>
+                <w:szCs w:val="18"/>
+              </w:rPr>
+            </w:pPr>
+            <w:r>
+              <w:rPr>
+                <w:rFonts w:ascii="宋体" w:hAnsi="宋体"/>
                 <w:bCs/>
-                <w:sz w:val="17"/>
+                <w:sz w:val="18"/>
+                <w:szCs w:val="18"/>
               </w:rPr>
               <w:t>测试内容</w:t>
             </w:r>
@@ -12053,14 +12721,18 @@
             <w:pPr>
               <w:jc w:val="center"/>
               <w:rPr>
+                <w:rFonts w:ascii="宋体" w:hAnsi="宋体"/>
                 <w:bCs/>
-              </w:rPr>
-            </w:pPr>
-            <w:r>
-              <w:rPr>
-                <w:rFonts w:ascii="Songti SC" w:eastAsia="Songti SC" w:hAnsi="Songti SC"/>
+                <w:sz w:val="18"/>
+                <w:szCs w:val="18"/>
+              </w:rPr>
+            </w:pPr>
+            <w:r>
+              <w:rPr>
+                <w:rFonts w:ascii="宋体" w:hAnsi="宋体"/>
                 <w:bCs/>
-                <w:sz w:val="17"/>
+                <w:sz w:val="18"/>
+                <w:szCs w:val="18"/>
               </w:rPr>
               <w:t>请求或断言</w:t>
             </w:r>
@@ -12078,14 +12750,18 @@
             <w:pPr>
               <w:jc w:val="center"/>
               <w:rPr>
+                <w:rFonts w:ascii="宋体" w:hAnsi="宋体"/>
                 <w:bCs/>
-              </w:rPr>
-            </w:pPr>
-            <w:r>
-              <w:rPr>
-                <w:rFonts w:ascii="Songti SC" w:eastAsia="Songti SC" w:hAnsi="Songti SC"/>
+                <w:sz w:val="18"/>
+                <w:szCs w:val="18"/>
+              </w:rPr>
+            </w:pPr>
+            <w:r>
+              <w:rPr>
+                <w:rFonts w:ascii="宋体" w:hAnsi="宋体"/>
                 <w:bCs/>
-                <w:sz w:val="17"/>
+                <w:sz w:val="18"/>
+                <w:szCs w:val="18"/>
               </w:rPr>
               <w:t>预期结果</w:t>
             </w:r>
@@ -12103,14 +12779,18 @@
             <w:pPr>
               <w:jc w:val="center"/>
               <w:rPr>
+                <w:rFonts w:ascii="宋体" w:hAnsi="宋体"/>
                 <w:bCs/>
-              </w:rPr>
-            </w:pPr>
-            <w:r>
-              <w:rPr>
-                <w:rFonts w:ascii="Songti SC" w:eastAsia="Songti SC" w:hAnsi="Songti SC"/>
+                <w:sz w:val="18"/>
+                <w:szCs w:val="18"/>
+              </w:rPr>
+            </w:pPr>
+            <w:r>
+              <w:rPr>
+                <w:rFonts w:ascii="宋体" w:hAnsi="宋体"/>
                 <w:bCs/>
-                <w:sz w:val="17"/>
+                <w:sz w:val="18"/>
+                <w:szCs w:val="18"/>
               </w:rPr>
               <w:t>实际结果</w:t>
             </w:r>
@@ -12128,14 +12808,18 @@
             <w:pPr>
               <w:jc w:val="center"/>
               <w:rPr>
+                <w:rFonts w:ascii="宋体" w:hAnsi="宋体"/>
                 <w:bCs/>
-              </w:rPr>
-            </w:pPr>
-            <w:r>
-              <w:rPr>
-                <w:rFonts w:ascii="Songti SC" w:eastAsia="Songti SC" w:hAnsi="Songti SC"/>
+                <w:sz w:val="18"/>
+                <w:szCs w:val="18"/>
+              </w:rPr>
+            </w:pPr>
+            <w:r>
+              <w:rPr>
+                <w:rFonts w:ascii="宋体" w:hAnsi="宋体"/>
                 <w:bCs/>
-                <w:sz w:val="17"/>
+                <w:sz w:val="18"/>
+                <w:szCs w:val="18"/>
               </w:rPr>
               <w:t>结论</w:t>
             </w:r>
@@ -12153,11 +12837,17 @@
           <w:p>
             <w:pPr>
               <w:jc w:val="center"/>
-            </w:pPr>
-            <w:r>
-              <w:rPr>
-                <w:rFonts w:ascii="Songti SC" w:eastAsia="Songti SC" w:hAnsi="Songti SC"/>
-                <w:sz w:val="17"/>
+              <w:rPr>
+                <w:rFonts w:ascii="宋体" w:hAnsi="宋体"/>
+                <w:sz w:val="18"/>
+                <w:szCs w:val="18"/>
+              </w:rPr>
+            </w:pPr>
+            <w:r>
+              <w:rPr>
+                <w:rFonts w:ascii="宋体" w:hAnsi="宋体"/>
+                <w:sz w:val="18"/>
+                <w:szCs w:val="18"/>
               </w:rPr>
               <w:t>接口集合</w:t>
             </w:r>
@@ -12173,11 +12863,17 @@
           <w:p>
             <w:pPr>
               <w:jc w:val="center"/>
-            </w:pPr>
-            <w:r>
-              <w:rPr>
-                <w:rFonts w:ascii="Songti SC" w:eastAsia="Songti SC" w:hAnsi="Songti SC"/>
-                <w:sz w:val="17"/>
+              <w:rPr>
+                <w:rFonts w:ascii="宋体" w:hAnsi="宋体"/>
+                <w:sz w:val="18"/>
+                <w:szCs w:val="18"/>
+              </w:rPr>
+            </w:pPr>
+            <w:r>
+              <w:rPr>
+                <w:rFonts w:ascii="宋体" w:hAnsi="宋体"/>
+                <w:sz w:val="18"/>
+                <w:szCs w:val="18"/>
               </w:rPr>
               <w:t>23个请求，48项断言</w:t>
             </w:r>
@@ -12193,11 +12889,17 @@
           <w:p>
             <w:pPr>
               <w:jc w:val="center"/>
-            </w:pPr>
-            <w:r>
-              <w:rPr>
-                <w:rFonts w:ascii="Songti SC" w:eastAsia="Songti SC" w:hAnsi="Songti SC"/>
-                <w:sz w:val="17"/>
+              <w:rPr>
+                <w:rFonts w:ascii="宋体" w:hAnsi="宋体"/>
+                <w:sz w:val="18"/>
+                <w:szCs w:val="18"/>
+              </w:rPr>
+            </w:pPr>
+            <w:r>
+              <w:rPr>
+                <w:rFonts w:ascii="宋体" w:hAnsi="宋体"/>
+                <w:sz w:val="18"/>
+                <w:szCs w:val="18"/>
               </w:rPr>
               <w:t>所有断言通过</w:t>
             </w:r>
@@ -12213,19 +12915,41 @@
           <w:p>
             <w:pPr>
               <w:jc w:val="center"/>
-            </w:pPr>
-            <w:r>
-              <w:rPr>
-                <w:rFonts w:ascii="Songti SC" w:eastAsia="Songti SC" w:hAnsi="Songti SC"/>
-                <w:sz w:val="17"/>
-              </w:rPr>
-              <w:t xml:space="preserve">48通过，0失败，0错误；总耗时1.373 s，平均5 </w:t>
+              <w:rPr>
+                <w:rFonts w:ascii="宋体" w:hAnsi="宋体"/>
+                <w:sz w:val="18"/>
+                <w:szCs w:val="18"/>
+              </w:rPr>
+            </w:pPr>
+            <w:r>
+              <w:rPr>
+                <w:rFonts w:ascii="宋体" w:hAnsi="宋体"/>
+                <w:sz w:val="18"/>
+                <w:szCs w:val="18"/>
+              </w:rPr>
+              <w:t>48通过，0失败，0错误；总耗时</w:t>
+            </w:r>
+            <w:r>
+              <w:rPr>
+                <w:sz w:val="18"/>
+                <w:szCs w:val="18"/>
+              </w:rPr>
+              <w:t>1.373 s</w:t>
+            </w:r>
+            <w:r>
+              <w:rPr>
+                <w:rFonts w:ascii="宋体" w:hAnsi="宋体"/>
+                <w:sz w:val="18"/>
+                <w:szCs w:val="18"/>
+              </w:rPr>
+              <w:t xml:space="preserve">，平均5 </w:t>
             </w:r>
             <w:proofErr w:type="spellStart"/>
             <w:r>
               <w:rPr>
-                <w:rFonts w:ascii="Songti SC" w:eastAsia="Songti SC" w:hAnsi="Songti SC"/>
-                <w:sz w:val="17"/>
+                <w:rFonts w:ascii="宋体" w:hAnsi="宋体"/>
+                <w:sz w:val="18"/>
+                <w:szCs w:val="18"/>
               </w:rPr>
               <w:t>ms</w:t>
             </w:r>
@@ -12242,11 +12966,17 @@
           <w:p>
             <w:pPr>
               <w:jc w:val="center"/>
-            </w:pPr>
-            <w:r>
-              <w:rPr>
-                <w:rFonts w:ascii="Songti SC" w:eastAsia="Songti SC" w:hAnsi="Songti SC"/>
-                <w:sz w:val="17"/>
+              <w:rPr>
+                <w:rFonts w:ascii="宋体" w:hAnsi="宋体"/>
+                <w:sz w:val="18"/>
+                <w:szCs w:val="18"/>
+              </w:rPr>
+            </w:pPr>
+            <w:r>
+              <w:rPr>
+                <w:rFonts w:ascii="宋体" w:hAnsi="宋体"/>
+                <w:sz w:val="18"/>
+                <w:szCs w:val="18"/>
               </w:rPr>
               <w:t>通过</w:t>
             </w:r>
@@ -12261,11 +12991,17 @@
           <w:p>
             <w:pPr>
               <w:jc w:val="center"/>
-            </w:pPr>
-            <w:r>
-              <w:rPr>
-                <w:rFonts w:ascii="Songti SC" w:eastAsia="Songti SC" w:hAnsi="Songti SC"/>
-                <w:sz w:val="17"/>
+              <w:rPr>
+                <w:rFonts w:ascii="宋体" w:hAnsi="宋体"/>
+                <w:sz w:val="18"/>
+                <w:szCs w:val="18"/>
+              </w:rPr>
+            </w:pPr>
+            <w:r>
+              <w:rPr>
+                <w:rFonts w:ascii="宋体" w:hAnsi="宋体"/>
+                <w:sz w:val="18"/>
+                <w:szCs w:val="18"/>
               </w:rPr>
               <w:t>错误密码登录</w:t>
             </w:r>
@@ -12278,29 +13014,40 @@
           <w:p>
             <w:pPr>
               <w:jc w:val="center"/>
-            </w:pPr>
-            <w:r>
-              <w:rPr>
-                <w:rFonts w:ascii="Songti SC" w:eastAsia="Songti SC" w:hAnsi="Songti SC"/>
-                <w:sz w:val="17"/>
+              <w:rPr>
+                <w:sz w:val="18"/>
+                <w:szCs w:val="18"/>
+              </w:rPr>
+            </w:pPr>
+            <w:r>
+              <w:rPr>
+                <w:sz w:val="18"/>
+                <w:szCs w:val="18"/>
               </w:rPr>
               <w:t>POST /</w:t>
             </w:r>
             <w:proofErr w:type="spellStart"/>
             <w:r>
               <w:rPr>
-                <w:rFonts w:ascii="Songti SC" w:eastAsia="Songti SC" w:hAnsi="Songti SC"/>
-                <w:sz w:val="17"/>
+                <w:sz w:val="18"/>
+                <w:szCs w:val="18"/>
               </w:rPr>
               <w:t>api</w:t>
             </w:r>
             <w:proofErr w:type="spellEnd"/>
             <w:r>
               <w:rPr>
-                <w:rFonts w:ascii="Songti SC" w:eastAsia="Songti SC" w:hAnsi="Songti SC"/>
-                <w:sz w:val="17"/>
-              </w:rPr>
-              <w:t>，action=login</w:t>
+                <w:sz w:val="18"/>
+                <w:szCs w:val="18"/>
+              </w:rPr>
+              <w:t>，</w:t>
+            </w:r>
+            <w:r>
+              <w:rPr>
+                <w:sz w:val="18"/>
+                <w:szCs w:val="18"/>
+              </w:rPr>
+              <w:t>action=login</w:t>
             </w:r>
           </w:p>
         </w:tc>
@@ -12311,13 +13058,34 @@
           <w:p>
             <w:pPr>
               <w:jc w:val="center"/>
-            </w:pPr>
-            <w:r>
-              <w:rPr>
-                <w:rFonts w:ascii="Songti SC" w:eastAsia="Songti SC" w:hAnsi="Songti SC"/>
-                <w:sz w:val="17"/>
-              </w:rPr>
-              <w:t>返回401和错误提示</w:t>
+              <w:rPr>
+                <w:rFonts w:ascii="宋体" w:hAnsi="宋体"/>
+                <w:sz w:val="18"/>
+                <w:szCs w:val="18"/>
+              </w:rPr>
+            </w:pPr>
+            <w:r>
+              <w:rPr>
+                <w:rFonts w:ascii="宋体" w:hAnsi="宋体"/>
+                <w:sz w:val="18"/>
+                <w:szCs w:val="18"/>
+              </w:rPr>
+              <w:t>返回</w:t>
+            </w:r>
+            <w:r>
+              <w:rPr>
+                <w:sz w:val="18"/>
+                <w:szCs w:val="18"/>
+              </w:rPr>
+              <w:t>401</w:t>
+            </w:r>
+            <w:r>
+              <w:rPr>
+                <w:rFonts w:ascii="宋体" w:hAnsi="宋体"/>
+                <w:sz w:val="18"/>
+                <w:szCs w:val="18"/>
+              </w:rPr>
+              <w:t>和错误提示</w:t>
             </w:r>
           </w:p>
         </w:tc>
@@ -12328,13 +13096,26 @@
           <w:p>
             <w:pPr>
               <w:jc w:val="center"/>
-            </w:pPr>
-            <w:r>
-              <w:rPr>
-                <w:rFonts w:ascii="Songti SC" w:eastAsia="Songti SC" w:hAnsi="Songti SC"/>
-                <w:sz w:val="17"/>
-              </w:rPr>
-              <w:t>401 Unauthorized；用户名或密码错误</w:t>
+              <w:rPr>
+                <w:rFonts w:ascii="宋体" w:hAnsi="宋体"/>
+                <w:sz w:val="18"/>
+                <w:szCs w:val="18"/>
+              </w:rPr>
+            </w:pPr>
+            <w:r>
+              <w:rPr>
+                <w:sz w:val="18"/>
+                <w:szCs w:val="18"/>
+              </w:rPr>
+              <w:t>401 Unauthorized</w:t>
+            </w:r>
+            <w:r>
+              <w:rPr>
+                <w:rFonts w:ascii="宋体" w:hAnsi="宋体"/>
+                <w:sz w:val="18"/>
+                <w:szCs w:val="18"/>
+              </w:rPr>
+              <w:t>；用户名或密码错误</w:t>
             </w:r>
           </w:p>
         </w:tc>
@@ -12345,11 +13126,17 @@
           <w:p>
             <w:pPr>
               <w:jc w:val="center"/>
-            </w:pPr>
-            <w:r>
-              <w:rPr>
-                <w:rFonts w:ascii="Songti SC" w:eastAsia="Songti SC" w:hAnsi="Songti SC"/>
-                <w:sz w:val="17"/>
+              <w:rPr>
+                <w:rFonts w:ascii="宋体" w:hAnsi="宋体"/>
+                <w:sz w:val="18"/>
+                <w:szCs w:val="18"/>
+              </w:rPr>
+            </w:pPr>
+            <w:r>
+              <w:rPr>
+                <w:rFonts w:ascii="宋体" w:hAnsi="宋体"/>
+                <w:sz w:val="18"/>
+                <w:szCs w:val="18"/>
               </w:rPr>
               <w:t>通过</w:t>
             </w:r>
@@ -12503,8 +13290,11 @@
         <w:ind w:firstLine="420"/>
       </w:pPr>
       <w:r>
+        <w:t>正常流程通过后，又单独使用错误密码提交登录请求，用来检查系统是否会把异常登录误判</w:t>
+      </w:r>
+      <w:r>
         <w:lastRenderedPageBreak/>
-        <w:t>正常流程通过后，又单独使用错误密码提交登录请求，用来检查系统是否会把异常登录误判为成功。图</w:t>
+        <w:t>为成功。图</w:t>
       </w:r>
       <w:r>
         <w:t>4.2</w:t>
@@ -12631,7 +13421,7 @@
         <w:ind w:firstLine="360"/>
         <w:jc w:val="center"/>
         <w:rPr>
-          <w:rFonts w:ascii="黑体" w:eastAsia="黑体" w:hAnsi="黑体" w:hint="eastAsia"/>
+          <w:rFonts w:ascii="黑体" w:eastAsia="黑体" w:hAnsi="黑体"/>
           <w:sz w:val="18"/>
           <w:szCs w:val="18"/>
         </w:rPr>
@@ -12876,9 +13666,6 @@
       <w:pPr>
         <w:pStyle w:val="af2"/>
         <w:ind w:firstLine="420"/>
-        <w:rPr>
-          <w:rFonts w:hint="eastAsia"/>
-        </w:rPr>
       </w:pPr>
     </w:p>
     <w:p>
@@ -12944,14 +13731,18 @@
             <w:pPr>
               <w:jc w:val="center"/>
               <w:rPr>
+                <w:rFonts w:ascii="宋体" w:hAnsi="宋体"/>
                 <w:bCs/>
-              </w:rPr>
-            </w:pPr>
-            <w:r>
-              <w:rPr>
-                <w:rFonts w:ascii="Songti SC" w:eastAsia="Songti SC" w:hAnsi="Songti SC"/>
+                <w:sz w:val="18"/>
+                <w:szCs w:val="18"/>
+              </w:rPr>
+            </w:pPr>
+            <w:r>
+              <w:rPr>
+                <w:rFonts w:ascii="宋体" w:hAnsi="宋体"/>
                 <w:bCs/>
-                <w:sz w:val="17"/>
+                <w:sz w:val="18"/>
+                <w:szCs w:val="18"/>
               </w:rPr>
               <w:t>样本数</w:t>
             </w:r>
@@ -12969,14 +13760,18 @@
             <w:pPr>
               <w:jc w:val="center"/>
               <w:rPr>
+                <w:rFonts w:ascii="宋体" w:hAnsi="宋体"/>
                 <w:bCs/>
-              </w:rPr>
-            </w:pPr>
-            <w:r>
-              <w:rPr>
-                <w:rFonts w:ascii="Songti SC" w:eastAsia="Songti SC" w:hAnsi="Songti SC"/>
+                <w:sz w:val="18"/>
+                <w:szCs w:val="18"/>
+              </w:rPr>
+            </w:pPr>
+            <w:r>
+              <w:rPr>
+                <w:rFonts w:ascii="宋体" w:hAnsi="宋体"/>
                 <w:bCs/>
-                <w:sz w:val="17"/>
+                <w:sz w:val="18"/>
+                <w:szCs w:val="18"/>
               </w:rPr>
               <w:t>平均响应时间</w:t>
             </w:r>
@@ -12994,14 +13789,18 @@
             <w:pPr>
               <w:jc w:val="center"/>
               <w:rPr>
+                <w:rFonts w:ascii="宋体" w:hAnsi="宋体"/>
                 <w:bCs/>
-              </w:rPr>
-            </w:pPr>
-            <w:r>
-              <w:rPr>
-                <w:rFonts w:ascii="Songti SC" w:eastAsia="Songti SC" w:hAnsi="Songti SC"/>
+                <w:sz w:val="18"/>
+                <w:szCs w:val="18"/>
+              </w:rPr>
+            </w:pPr>
+            <w:r>
+              <w:rPr>
+                <w:rFonts w:ascii="宋体" w:hAnsi="宋体"/>
                 <w:bCs/>
-                <w:sz w:val="17"/>
+                <w:sz w:val="18"/>
+                <w:szCs w:val="18"/>
               </w:rPr>
               <w:t>最小/最大</w:t>
             </w:r>
@@ -13019,14 +13818,18 @@
             <w:pPr>
               <w:jc w:val="center"/>
               <w:rPr>
+                <w:rFonts w:ascii="宋体" w:hAnsi="宋体"/>
                 <w:bCs/>
-              </w:rPr>
-            </w:pPr>
-            <w:r>
-              <w:rPr>
-                <w:rFonts w:ascii="Songti SC" w:eastAsia="Songti SC" w:hAnsi="Songti SC"/>
+                <w:sz w:val="18"/>
+                <w:szCs w:val="18"/>
+              </w:rPr>
+            </w:pPr>
+            <w:r>
+              <w:rPr>
+                <w:rFonts w:ascii="宋体" w:hAnsi="宋体"/>
                 <w:bCs/>
-                <w:sz w:val="17"/>
+                <w:sz w:val="18"/>
+                <w:szCs w:val="18"/>
               </w:rPr>
               <w:t>错误率</w:t>
             </w:r>
@@ -13044,14 +13847,18 @@
             <w:pPr>
               <w:jc w:val="center"/>
               <w:rPr>
+                <w:rFonts w:ascii="宋体" w:hAnsi="宋体"/>
                 <w:bCs/>
-              </w:rPr>
-            </w:pPr>
-            <w:r>
-              <w:rPr>
-                <w:rFonts w:ascii="Songti SC" w:eastAsia="Songti SC" w:hAnsi="Songti SC"/>
+                <w:sz w:val="18"/>
+                <w:szCs w:val="18"/>
+              </w:rPr>
+            </w:pPr>
+            <w:r>
+              <w:rPr>
+                <w:rFonts w:ascii="宋体" w:hAnsi="宋体"/>
                 <w:bCs/>
-                <w:sz w:val="17"/>
+                <w:sz w:val="18"/>
+                <w:szCs w:val="18"/>
               </w:rPr>
               <w:t>吞吐量</w:t>
             </w:r>
@@ -13069,11 +13876,17 @@
           <w:p>
             <w:pPr>
               <w:jc w:val="center"/>
-            </w:pPr>
-            <w:r>
-              <w:rPr>
-                <w:rFonts w:ascii="Songti SC" w:eastAsia="Songti SC" w:hAnsi="Songti SC"/>
-                <w:sz w:val="17"/>
+              <w:rPr>
+                <w:rFonts w:ascii="宋体" w:hAnsi="宋体"/>
+                <w:sz w:val="18"/>
+                <w:szCs w:val="18"/>
+              </w:rPr>
+            </w:pPr>
+            <w:r>
+              <w:rPr>
+                <w:rFonts w:ascii="宋体" w:hAnsi="宋体"/>
+                <w:sz w:val="18"/>
+                <w:szCs w:val="18"/>
               </w:rPr>
               <w:t>50</w:t>
             </w:r>
@@ -13089,19 +13902,23 @@
           <w:p>
             <w:pPr>
               <w:jc w:val="center"/>
-            </w:pPr>
-            <w:r>
-              <w:rPr>
-                <w:rFonts w:ascii="Songti SC" w:eastAsia="Songti SC" w:hAnsi="Songti SC"/>
-                <w:sz w:val="17"/>
+              <w:rPr>
+                <w:sz w:val="18"/>
+                <w:szCs w:val="18"/>
+              </w:rPr>
+            </w:pPr>
+            <w:r>
+              <w:rPr>
+                <w:sz w:val="18"/>
+                <w:szCs w:val="18"/>
               </w:rPr>
               <w:t xml:space="preserve">3 </w:t>
             </w:r>
             <w:proofErr w:type="spellStart"/>
             <w:r>
               <w:rPr>
-                <w:rFonts w:ascii="Songti SC" w:eastAsia="Songti SC" w:hAnsi="Songti SC"/>
-                <w:sz w:val="17"/>
+                <w:sz w:val="18"/>
+                <w:szCs w:val="18"/>
               </w:rPr>
               <w:t>ms</w:t>
             </w:r>
@@ -13118,35 +13935,39 @@
           <w:p>
             <w:pPr>
               <w:jc w:val="center"/>
-            </w:pPr>
-            <w:r>
-              <w:rPr>
-                <w:rFonts w:ascii="Songti SC" w:eastAsia="Songti SC" w:hAnsi="Songti SC"/>
-                <w:sz w:val="17"/>
+              <w:rPr>
+                <w:sz w:val="18"/>
+                <w:szCs w:val="18"/>
+              </w:rPr>
+            </w:pPr>
+            <w:r>
+              <w:rPr>
+                <w:sz w:val="18"/>
+                <w:szCs w:val="18"/>
               </w:rPr>
               <w:t xml:space="preserve">1 </w:t>
             </w:r>
             <w:proofErr w:type="spellStart"/>
             <w:r>
               <w:rPr>
-                <w:rFonts w:ascii="Songti SC" w:eastAsia="Songti SC" w:hAnsi="Songti SC"/>
-                <w:sz w:val="17"/>
+                <w:sz w:val="18"/>
+                <w:szCs w:val="18"/>
               </w:rPr>
               <w:t>ms</w:t>
             </w:r>
             <w:proofErr w:type="spellEnd"/>
             <w:r>
               <w:rPr>
-                <w:rFonts w:ascii="Songti SC" w:eastAsia="Songti SC" w:hAnsi="Songti SC"/>
-                <w:sz w:val="17"/>
+                <w:sz w:val="18"/>
+                <w:szCs w:val="18"/>
               </w:rPr>
               <w:t xml:space="preserve"> / 31 </w:t>
             </w:r>
             <w:proofErr w:type="spellStart"/>
             <w:r>
               <w:rPr>
-                <w:rFonts w:ascii="Songti SC" w:eastAsia="Songti SC" w:hAnsi="Songti SC"/>
-                <w:sz w:val="17"/>
+                <w:sz w:val="18"/>
+                <w:szCs w:val="18"/>
               </w:rPr>
               <w:t>ms</w:t>
             </w:r>
@@ -13163,11 +13984,15 @@
           <w:p>
             <w:pPr>
               <w:jc w:val="center"/>
-            </w:pPr>
-            <w:r>
-              <w:rPr>
-                <w:rFonts w:ascii="Songti SC" w:eastAsia="Songti SC" w:hAnsi="Songti SC"/>
-                <w:sz w:val="17"/>
+              <w:rPr>
+                <w:sz w:val="18"/>
+                <w:szCs w:val="18"/>
+              </w:rPr>
+            </w:pPr>
+            <w:r>
+              <w:rPr>
+                <w:sz w:val="18"/>
+                <w:szCs w:val="18"/>
               </w:rPr>
               <w:t>0.00%</w:t>
             </w:r>
@@ -13183,11 +14008,17 @@
           <w:p>
             <w:pPr>
               <w:jc w:val="center"/>
-            </w:pPr>
-            <w:r>
-              <w:rPr>
-                <w:rFonts w:ascii="Songti SC" w:eastAsia="Songti SC" w:hAnsi="Songti SC"/>
-                <w:sz w:val="17"/>
+              <w:rPr>
+                <w:rFonts w:ascii="宋体" w:hAnsi="宋体"/>
+                <w:sz w:val="18"/>
+                <w:szCs w:val="18"/>
+              </w:rPr>
+            </w:pPr>
+            <w:r>
+              <w:rPr>
+                <w:rFonts w:ascii="宋体" w:hAnsi="宋体"/>
+                <w:sz w:val="18"/>
+                <w:szCs w:val="18"/>
               </w:rPr>
               <w:t>31.1 次/秒</w:t>
             </w:r>
@@ -13200,9 +14031,6 @@
         <w:pStyle w:val="af2"/>
         <w:spacing w:line="240" w:lineRule="auto"/>
         <w:ind w:firstLine="420"/>
-        <w:rPr>
-          <w:rFonts w:hint="eastAsia"/>
-        </w:rPr>
       </w:pPr>
     </w:p>
     <w:p>
@@ -13356,6 +14184,19 @@
     <w:p>
       <w:pPr>
         <w:pStyle w:val="af2"/>
+        <w:spacing w:line="240" w:lineRule="auto"/>
+        <w:ind w:firstLine="360"/>
+        <w:jc w:val="center"/>
+        <w:rPr>
+          <w:rFonts w:ascii="黑体" w:eastAsia="黑体" w:hAnsi="黑体" w:hint="eastAsia"/>
+          <w:sz w:val="18"/>
+          <w:szCs w:val="18"/>
+        </w:rPr>
+      </w:pPr>
+    </w:p>
+    <w:p>
+      <w:pPr>
+        <w:pStyle w:val="af2"/>
         <w:ind w:firstLine="420"/>
       </w:pPr>
       <w:r>
@@ -13372,9 +14213,6 @@
       <w:pPr>
         <w:pStyle w:val="af2"/>
         <w:ind w:firstLine="420"/>
-        <w:rPr>
-          <w:rFonts w:hint="eastAsia"/>
-        </w:rPr>
       </w:pPr>
     </w:p>
     <w:p>
@@ -13434,48 +14272,35 @@
         <w:ind w:firstLine="360"/>
         <w:jc w:val="center"/>
         <w:rPr>
+          <w:rFonts w:ascii="黑体" w:eastAsia="黑体" w:hAnsi="黑体" w:hint="eastAsia"/>
+          <w:sz w:val="18"/>
+          <w:szCs w:val="18"/>
+        </w:rPr>
+      </w:pPr>
+      <w:r>
+        <w:rPr>
           <w:rFonts w:ascii="黑体" w:eastAsia="黑体" w:hAnsi="黑体"/>
           <w:sz w:val="18"/>
           <w:szCs w:val="18"/>
         </w:rPr>
-      </w:pPr>
+        <w:t xml:space="preserve">图4.5 </w:t>
+      </w:r>
+      <w:r>
+        <w:rPr>
+          <w:rFonts w:eastAsia="黑体"/>
+          <w:sz w:val="18"/>
+          <w:szCs w:val="18"/>
+        </w:rPr>
+        <w:t>JMeter</w:t>
+      </w:r>
       <w:r>
         <w:rPr>
           <w:rFonts w:ascii="黑体" w:eastAsia="黑体" w:hAnsi="黑体"/>
           <w:sz w:val="18"/>
           <w:szCs w:val="18"/>
         </w:rPr>
-        <w:t xml:space="preserve">图4.5 </w:t>
-      </w:r>
-      <w:r>
-        <w:rPr>
-          <w:rFonts w:eastAsia="黑体"/>
-          <w:sz w:val="18"/>
-          <w:szCs w:val="18"/>
-        </w:rPr>
-        <w:t>JMeter</w:t>
-      </w:r>
-      <w:r>
-        <w:rPr>
-          <w:rFonts w:ascii="黑体" w:eastAsia="黑体" w:hAnsi="黑体"/>
-          <w:sz w:val="18"/>
-          <w:szCs w:val="18"/>
-        </w:rPr>
         <w:t>查看结果树</w:t>
       </w:r>
-    </w:p>
-    <w:p>
-      <w:pPr>
-        <w:pStyle w:val="af2"/>
-        <w:spacing w:line="240" w:lineRule="auto"/>
-        <w:ind w:firstLine="360"/>
-        <w:jc w:val="center"/>
-        <w:rPr>
-          <w:rFonts w:ascii="黑体" w:eastAsia="黑体" w:hAnsi="黑体" w:hint="eastAsia"/>
-          <w:sz w:val="18"/>
-          <w:szCs w:val="18"/>
-        </w:rPr>
-      </w:pPr>
     </w:p>
     <w:p>
       <w:pPr>
@@ -13527,9 +14352,6 @@
       <w:pPr>
         <w:pStyle w:val="af2"/>
         <w:ind w:firstLine="420"/>
-        <w:rPr>
-          <w:rFonts w:hint="eastAsia"/>
-        </w:rPr>
       </w:pPr>
     </w:p>
     <w:p>
@@ -14048,6 +14870,7 @@
     <w:lsdException w:name="Plain Text" w:qFormat="1"/>
     <w:lsdException w:name="HTML Top of Form" w:semiHidden="1" w:uiPriority="99" w:unhideWhenUsed="1"/>
     <w:lsdException w:name="HTML Bottom of Form" w:semiHidden="1" w:uiPriority="99" w:unhideWhenUsed="1"/>
+    <w:lsdException w:name="Normal (Web)" w:uiPriority="99"/>
     <w:lsdException w:name="Normal Table" w:semiHidden="1" w:uiPriority="99" w:unhideWhenUsed="1"/>
     <w:lsdException w:name="No List" w:semiHidden="1" w:uiPriority="99" w:unhideWhenUsed="1"/>
     <w:lsdException w:name="Outline List 1" w:semiHidden="1" w:uiPriority="99" w:unhideWhenUsed="1"/>
@@ -14608,7 +15431,7 @@
       <w:jc w:val="center"/>
     </w:pPr>
     <w:rPr>
-      <w:rFonts w:ascii="STXihei" w:eastAsia="STXihei" w:hAnsi="STXihei"/>
+      <w:rFonts w:ascii="华文细黑" w:eastAsia="华文细黑" w:hAnsi="华文细黑"/>
       <w:b/>
       <w:sz w:val="44"/>
       <w:szCs w:val="44"/>
@@ -14835,6 +15658,23 @@
       <w:kern w:val="2"/>
       <w:sz w:val="21"/>
       <w:szCs w:val="24"/>
+    </w:rPr>
+  </w:style>
+  <w:style w:type="paragraph" w:styleId="af5">
+    <w:name w:val="Normal (Web)"/>
+    <w:basedOn w:val="a"/>
+    <w:uiPriority w:val="99"/>
+    <w:unhideWhenUsed/>
+    <w:rsid w:val="0065001A"/>
+    <w:pPr>
+      <w:widowControl/>
+      <w:spacing w:before="100" w:beforeAutospacing="1" w:after="100" w:afterAutospacing="1"/>
+      <w:jc w:val="left"/>
+    </w:pPr>
+    <w:rPr>
+      <w:rFonts w:ascii="宋体" w:hAnsi="宋体" w:cs="宋体"/>
+      <w:kern w:val="0"/>
+      <w:sz w:val="24"/>
     </w:rPr>
   </w:style>
 </w:styles>
